--- a/public/docs/SAQA_78965_CET_Training/01_Core_UnitStandards/US 14915/14915 - Learner Workbooka.docx
+++ b/public/docs/SAQA_78965_CET_Training/01_Core_UnitStandards/US 14915/14915 - Learner Workbooka.docx
@@ -14,7 +14,9 @@
         </w:rPr>
       </w:pPr>
       <w:bookmarkStart w:id="0" w:name="_isf2lbxysfen" w:colFirst="0" w:colLast="0"/>
+      <w:bookmarkStart w:id="1" w:name="_8ecqqnapax4v" w:colFirst="0" w:colLast="0"/>
       <w:bookmarkEnd w:id="0"/>
+      <w:bookmarkEnd w:id="1"/>
       <w:r>
         <w:rPr>
           <w:b/>
@@ -25,10 +27,10 @@
           <w:lang w:val="en-US"/>
         </w:rPr>
         <w:drawing>
-          <wp:inline distT="0" distB="0" distL="0" distR="0">
-            <wp:extent cx="3679190" cy="2808605"/>
+          <wp:inline distT="0" distB="0" distL="0" distR="0" wp14:anchorId="68AD97FE" wp14:editId="66ACCDCD">
+            <wp:extent cx="4686300" cy="2000250"/>
             <wp:effectExtent l="0" t="0" r="0" b="0"/>
-            <wp:docPr id="3" name="image1.png" descr="phuri"/>
+            <wp:docPr id="13" name="image1.png"/>
             <wp:cNvGraphicFramePr/>
             <a:graphic xmlns:a="http://schemas.openxmlformats.org/drawingml/2006/main">
               <a:graphicData uri="http://schemas.openxmlformats.org/drawingml/2006/picture">
@@ -38,8 +40,41 @@
                     <pic:cNvPicPr preferRelativeResize="0"/>
                   </pic:nvPicPr>
                   <pic:blipFill>
-                    <a:blip r:embed="rId7"/>
-                    <a:srcRect/>
+                    <a:blip r:embed="rId7" cstate="print">
+                      <a:extLst>
+                        <a:ext uri="{BEBA8EAE-BF5A-486C-A8C5-ECC9F3942E4B}">
+                          <a14:imgProps xmlns:a14="http://schemas.microsoft.com/office/drawing/2010/main">
+                            <a14:imgLayer r:embed="rId8">
+                              <a14:imgEffect>
+                                <a14:backgroundRemoval t="6011" b="97814" l="2715" r="98643">
+                                  <a14:foregroundMark x1="64253" y1="30055" x2="64253" y2="30055"/>
+                                  <a14:foregroundMark x1="66516" y1="30874" x2="66516" y2="30874"/>
+                                  <a14:foregroundMark x1="71380" y1="29235" x2="71380" y2="29235"/>
+                                  <a14:foregroundMark x1="75000" y1="30328" x2="75000" y2="30328"/>
+                                  <a14:foregroundMark x1="78507" y1="45082" x2="78507" y2="45082"/>
+                                  <a14:foregroundMark x1="85860" y1="56011" x2="85860" y2="56011"/>
+                                  <a14:foregroundMark x1="89932" y1="69126" x2="89932" y2="69126"/>
+                                  <a14:foregroundMark x1="93665" y1="74590" x2="93665" y2="74590"/>
+                                  <a14:foregroundMark x1="62896" y1="76776" x2="62896" y2="76776"/>
+                                  <a14:foregroundMark x1="70928" y1="56557" x2="70928" y2="56557"/>
+                                  <a14:foregroundMark x1="63348" y1="54372" x2="63348" y2="54372"/>
+                                  <a14:foregroundMark x1="67081" y1="57377" x2="67081" y2="57377"/>
+                                  <a14:foregroundMark x1="73756" y1="57923" x2="73756" y2="57923"/>
+                                  <a14:foregroundMark x1="89932" y1="58197" x2="89932" y2="58197"/>
+                                  <a14:foregroundMark x1="81335" y1="74863" x2="81335" y2="74863"/>
+                                  <a14:foregroundMark x1="76357" y1="79508" x2="76357" y2="79508"/>
+                                  <a14:foregroundMark x1="70249" y1="78689" x2="70249" y2="78689"/>
+                                  <a14:foregroundMark x1="68213" y1="78142" x2="68213" y2="78142"/>
+                                </a14:backgroundRemoval>
+                              </a14:imgEffect>
+                            </a14:imgLayer>
+                          </a14:imgProps>
+                        </a:ext>
+                        <a:ext uri="{28A0092B-C50C-407E-A947-70E740481C1C}">
+                          <a14:useLocalDpi xmlns:a14="http://schemas.microsoft.com/office/drawing/2010/main" val="0"/>
+                        </a:ext>
+                      </a:extLst>
+                    </a:blip>
                     <a:stretch>
                       <a:fillRect/>
                     </a:stretch>
@@ -47,7 +82,7 @@
                   <pic:spPr>
                     <a:xfrm>
                       <a:off x="0" y="0"/>
-                      <a:ext cx="3679190" cy="2808605"/>
+                      <a:ext cx="4686832" cy="2000477"/>
                     </a:xfrm>
                     <a:prstGeom prst="rect">
                       <a:avLst/>
@@ -60,17 +95,6 @@
           </wp:inline>
         </w:drawing>
       </w:r>
-    </w:p>
-    <w:p>
-      <w:pPr>
-        <w:rPr>
-          <w:rFonts w:ascii="Arial" w:eastAsia="Arial" w:hAnsi="Arial" w:cs="Arial"/>
-          <w:b/>
-          <w:bCs/>
-          <w:sz w:val="28"/>
-          <w:szCs w:val="28"/>
-        </w:rPr>
-      </w:pPr>
     </w:p>
     <w:tbl>
       <w:tblPr>
@@ -99,7 +123,7 @@
         <w:tc>
           <w:tcPr>
             <w:tcW w:w="8856" w:type="dxa"/>
-            <w:shd w:val="clear" w:color="auto" w:fill="943734"/>
+            <w:shd w:val="clear" w:color="auto" w:fill="F2F2F2" w:themeFill="background1" w:themeFillShade="F2"/>
           </w:tcPr>
           <w:p>
             <w:pPr>
@@ -156,7 +180,7 @@
         <w:tc>
           <w:tcPr>
             <w:tcW w:w="8856" w:type="dxa"/>
-            <w:shd w:val="clear" w:color="auto" w:fill="943734"/>
+            <w:shd w:val="clear" w:color="auto" w:fill="262626" w:themeFill="text1" w:themeFillTint="D9"/>
           </w:tcPr>
           <w:p>
             <w:pPr>
@@ -245,106 +269,6 @@
           <w:bCs/>
           <w:sz w:val="28"/>
           <w:szCs w:val="28"/>
-        </w:rPr>
-      </w:pPr>
-    </w:p>
-    <w:p>
-      <w:pPr>
-        <w:jc w:val="center"/>
-        <w:rPr>
-          <w:rFonts w:ascii="Arial" w:eastAsia="Arial" w:hAnsi="Arial" w:cs="Arial"/>
-          <w:b/>
-          <w:bCs/>
-          <w:sz w:val="28"/>
-          <w:szCs w:val="28"/>
-        </w:rPr>
-      </w:pPr>
-    </w:p>
-    <w:p>
-      <w:pPr>
-        <w:jc w:val="center"/>
-        <w:rPr>
-          <w:b/>
-          <w:bCs/>
-          <w:sz w:val="28"/>
-          <w:szCs w:val="28"/>
-        </w:rPr>
-      </w:pPr>
-    </w:p>
-    <w:p>
-      <w:pPr>
-        <w:jc w:val="center"/>
-        <w:rPr>
-          <w:rFonts w:ascii="Arial" w:eastAsia="Arial" w:hAnsi="Arial" w:cs="Arial"/>
-          <w:b/>
-          <w:bCs/>
-          <w:sz w:val="28"/>
-          <w:szCs w:val="28"/>
-        </w:rPr>
-      </w:pPr>
-    </w:p>
-    <w:p/>
-    <w:p/>
-    <w:p/>
-    <w:p/>
-    <w:p/>
-    <w:p>
-      <w:pPr>
-        <w:pBdr>
-          <w:top w:val="nil"/>
-          <w:left w:val="nil"/>
-          <w:bottom w:val="nil"/>
-          <w:right w:val="nil"/>
-          <w:between w:val="nil"/>
-        </w:pBdr>
-        <w:spacing w:after="0" w:line="360" w:lineRule="auto"/>
-        <w:rPr>
-          <w:color w:val="000000"/>
-        </w:rPr>
-      </w:pPr>
-    </w:p>
-    <w:p>
-      <w:pPr>
-        <w:pBdr>
-          <w:top w:val="nil"/>
-          <w:left w:val="nil"/>
-          <w:bottom w:val="nil"/>
-          <w:right w:val="nil"/>
-          <w:between w:val="nil"/>
-        </w:pBdr>
-        <w:spacing w:after="0" w:line="360" w:lineRule="auto"/>
-        <w:rPr>
-          <w:color w:val="000000"/>
-        </w:rPr>
-      </w:pPr>
-    </w:p>
-    <w:p>
-      <w:pPr>
-        <w:pBdr>
-          <w:top w:val="nil"/>
-          <w:left w:val="nil"/>
-          <w:bottom w:val="nil"/>
-          <w:right w:val="nil"/>
-          <w:between w:val="nil"/>
-        </w:pBdr>
-        <w:spacing w:after="0" w:line="360" w:lineRule="auto"/>
-        <w:rPr>
-          <w:color w:val="000000"/>
-        </w:rPr>
-      </w:pPr>
-    </w:p>
-    <w:p>
-      <w:pPr>
-        <w:pBdr>
-          <w:top w:val="nil"/>
-          <w:left w:val="nil"/>
-          <w:bottom w:val="nil"/>
-          <w:right w:val="nil"/>
-          <w:between w:val="nil"/>
-        </w:pBdr>
-        <w:spacing w:after="0" w:line="360" w:lineRule="auto"/>
-        <w:rPr>
-          <w:color w:val="000000"/>
         </w:rPr>
       </w:pPr>
     </w:p>
@@ -569,7 +493,6 @@
                 <w:szCs w:val="24"/>
               </w:rPr>
             </w:pPr>
-            <w:proofErr w:type="spellStart"/>
             <w:r>
               <w:rPr>
                 <w:rFonts w:ascii="Century Gothic" w:eastAsia="Century Gothic" w:hAnsi="Century Gothic" w:cs="Century Gothic"/>
@@ -577,17 +500,7 @@
                 <w:sz w:val="24"/>
                 <w:szCs w:val="24"/>
               </w:rPr>
-              <w:t>Organisation</w:t>
-            </w:r>
-            <w:proofErr w:type="spellEnd"/>
-            <w:r>
-              <w:rPr>
-                <w:rFonts w:ascii="Century Gothic" w:eastAsia="Century Gothic" w:hAnsi="Century Gothic" w:cs="Century Gothic"/>
-                <w:color w:val="000000"/>
-                <w:sz w:val="24"/>
-                <w:szCs w:val="24"/>
-              </w:rPr>
-              <w:t>:</w:t>
+              <w:t>Organisation:</w:t>
             </w:r>
           </w:p>
         </w:tc>
@@ -644,27 +557,7 @@
                 <w:sz w:val="24"/>
                 <w:szCs w:val="24"/>
               </w:rPr>
-              <w:t>Unit/</w:t>
-            </w:r>
-            <w:proofErr w:type="spellStart"/>
-            <w:r>
-              <w:rPr>
-                <w:rFonts w:ascii="Century Gothic" w:eastAsia="Century Gothic" w:hAnsi="Century Gothic" w:cs="Century Gothic"/>
-                <w:color w:val="000000"/>
-                <w:sz w:val="24"/>
-                <w:szCs w:val="24"/>
-              </w:rPr>
-              <w:t>Dept</w:t>
-            </w:r>
-            <w:proofErr w:type="spellEnd"/>
-            <w:r>
-              <w:rPr>
-                <w:rFonts w:ascii="Century Gothic" w:eastAsia="Century Gothic" w:hAnsi="Century Gothic" w:cs="Century Gothic"/>
-                <w:color w:val="000000"/>
-                <w:sz w:val="24"/>
-                <w:szCs w:val="24"/>
-              </w:rPr>
-              <w:t>:</w:t>
+              <w:t>Unit/Dept:</w:t>
             </w:r>
           </w:p>
         </w:tc>
@@ -821,8 +714,6 @@
               </w:rPr>
               <w:t>09 March 2026</w:t>
             </w:r>
-            <w:bookmarkStart w:id="1" w:name="_GoBack"/>
-            <w:bookmarkEnd w:id="1"/>
           </w:p>
         </w:tc>
       </w:tr>
@@ -925,17 +816,6 @@
           <w:szCs w:val="24"/>
         </w:rPr>
       </w:pPr>
-      <w:r>
-        <w:rPr>
-          <w:rFonts w:ascii="Century Gothic" w:eastAsia="Century Gothic" w:hAnsi="Century Gothic" w:cs="Century Gothic"/>
-          <w:b/>
-          <w:bCs/>
-          <w:color w:val="000000"/>
-          <w:sz w:val="24"/>
-          <w:szCs w:val="24"/>
-        </w:rPr>
-        <w:t>Copyright</w:t>
-      </w:r>
     </w:p>
     <w:p>
       <w:pPr>
@@ -950,29 +830,13 @@
         <w:jc w:val="both"/>
         <w:rPr>
           <w:rFonts w:ascii="Century Gothic" w:eastAsia="Century Gothic" w:hAnsi="Century Gothic" w:cs="Century Gothic"/>
+          <w:b/>
+          <w:bCs/>
           <w:color w:val="000000"/>
           <w:sz w:val="24"/>
           <w:szCs w:val="24"/>
         </w:rPr>
       </w:pPr>
-      <w:r>
-        <w:rPr>
-          <w:rFonts w:ascii="Century Gothic" w:eastAsia="Century Gothic" w:hAnsi="Century Gothic" w:cs="Century Gothic"/>
-          <w:color w:val="000000"/>
-          <w:sz w:val="24"/>
-          <w:szCs w:val="24"/>
-        </w:rPr>
-        <w:t>All rights reserved. The copyright of this document, its previous editions and any annexures thereto, is protected and expressly reserved. No part of this document may be reproduced, stored in a retrievable system, or transmitted, in any form or by any mea</w:t>
-      </w:r>
-      <w:r>
-        <w:rPr>
-          <w:rFonts w:ascii="Century Gothic" w:eastAsia="Century Gothic" w:hAnsi="Century Gothic" w:cs="Century Gothic"/>
-          <w:color w:val="000000"/>
-          <w:sz w:val="24"/>
-          <w:szCs w:val="24"/>
-        </w:rPr>
-        <w:t>ns, electronic, mechanical, photocopying, recording or otherwise without the prior permission.</w:t>
-      </w:r>
     </w:p>
     <w:p>
       <w:pPr>
@@ -987,11 +851,24 @@
         <w:jc w:val="both"/>
         <w:rPr>
           <w:rFonts w:ascii="Century Gothic" w:eastAsia="Century Gothic" w:hAnsi="Century Gothic" w:cs="Century Gothic"/>
+          <w:b/>
+          <w:bCs/>
           <w:color w:val="000000"/>
           <w:sz w:val="24"/>
           <w:szCs w:val="24"/>
         </w:rPr>
       </w:pPr>
+      <w:r>
+        <w:rPr>
+          <w:rFonts w:ascii="Century Gothic" w:eastAsia="Century Gothic" w:hAnsi="Century Gothic" w:cs="Century Gothic"/>
+          <w:b/>
+          <w:bCs/>
+          <w:color w:val="000000"/>
+          <w:sz w:val="24"/>
+          <w:szCs w:val="24"/>
+        </w:rPr>
+        <w:t>Copyright</w:t>
+      </w:r>
     </w:p>
     <w:p>
       <w:pPr>
@@ -1011,6 +888,15 @@
           <w:szCs w:val="24"/>
         </w:rPr>
       </w:pPr>
+      <w:r>
+        <w:rPr>
+          <w:rFonts w:ascii="Century Gothic" w:eastAsia="Century Gothic" w:hAnsi="Century Gothic" w:cs="Century Gothic"/>
+          <w:color w:val="000000"/>
+          <w:sz w:val="24"/>
+          <w:szCs w:val="24"/>
+        </w:rPr>
+        <w:t>All rights reserved. The copyright of this document, its previous editions and any annexures thereto, is protected and expressly reserved. No part of this document may be reproduced, stored in a retrievable system, or transmitted, in any form or by any means, electronic, mechanical, photocopying, recording or otherwise without the prior permission.</w:t>
+      </w:r>
     </w:p>
     <w:p>
       <w:pPr>
@@ -1029,16 +915,6 @@
           <w:sz w:val="24"/>
           <w:szCs w:val="24"/>
         </w:rPr>
-        <w:sectPr>
-          <w:footerReference w:type="default" r:id="rId8"/>
-          <w:headerReference w:type="first" r:id="rId9"/>
-          <w:footerReference w:type="first" r:id="rId10"/>
-          <w:pgSz w:w="12240" w:h="15840"/>
-          <w:pgMar w:top="700" w:right="1440" w:bottom="1440" w:left="1440" w:header="720" w:footer="720" w:gutter="0"/>
-          <w:pgNumType w:start="1"/>
-          <w:cols w:space="720"/>
-          <w:titlePg/>
-        </w:sectPr>
       </w:pPr>
     </w:p>
     <w:p>
@@ -1061,7 +937,6 @@
           <w:sz w:val="24"/>
           <w:szCs w:val="24"/>
         </w:rPr>
-        <w:lastRenderedPageBreak/>
         <w:t>OVERVIEW</w:t>
       </w:r>
     </w:p>
@@ -1084,8 +959,8 @@
       <w:tblGrid>
         <w:gridCol w:w="2056"/>
         <w:gridCol w:w="5571"/>
-        <w:gridCol w:w="881"/>
-        <w:gridCol w:w="1028"/>
+        <w:gridCol w:w="847"/>
+        <w:gridCol w:w="1062"/>
       </w:tblGrid>
       <w:tr>
         <w:trPr>
@@ -1240,15 +1115,125 @@
                 <w:sz w:val="24"/>
                 <w:szCs w:val="24"/>
               </w:rPr>
-              <w:t>The purpose of this Learner Exercise Workbook is to evaluate learners understanding on the specific outcomes and/or assessme</w:t>
-            </w:r>
-            <w:r>
-              <w:rPr>
-                <w:rFonts w:ascii="Century Gothic" w:eastAsia="Century Gothic" w:hAnsi="Century Gothic" w:cs="Century Gothic"/>
+              <w:t>The purpose of this Learner Exercise Workbook is to evaluate learners understanding on the specific outcomes and/or assessment criteria of the following SAQA Registered Unit Standards:</w:t>
+            </w:r>
+          </w:p>
+        </w:tc>
+      </w:tr>
+      <w:tr>
+        <w:tc>
+          <w:tcPr>
+            <w:tcW w:w="2056" w:type="dxa"/>
+            <w:shd w:val="clear" w:color="auto" w:fill="BFBFBF"/>
+          </w:tcPr>
+          <w:p>
+            <w:pPr>
+              <w:spacing w:line="360" w:lineRule="auto"/>
+              <w:jc w:val="center"/>
+              <w:rPr>
+                <w:rFonts w:ascii="Century Gothic" w:eastAsia="Century Gothic" w:hAnsi="Century Gothic" w:cs="Century Gothic"/>
+                <w:b/>
+                <w:bCs/>
                 <w:sz w:val="24"/>
                 <w:szCs w:val="24"/>
               </w:rPr>
-              <w:t>nt criteria of the following SAQA Registered Unit Standards:</w:t>
+            </w:pPr>
+            <w:r>
+              <w:rPr>
+                <w:rFonts w:ascii="Century Gothic" w:eastAsia="Century Gothic" w:hAnsi="Century Gothic" w:cs="Century Gothic"/>
+                <w:b/>
+                <w:bCs/>
+                <w:sz w:val="24"/>
+                <w:szCs w:val="24"/>
+              </w:rPr>
+              <w:t>US No</w:t>
+            </w:r>
+          </w:p>
+        </w:tc>
+        <w:tc>
+          <w:tcPr>
+            <w:tcW w:w="5571" w:type="dxa"/>
+            <w:shd w:val="clear" w:color="auto" w:fill="BFBFBF"/>
+          </w:tcPr>
+          <w:p>
+            <w:pPr>
+              <w:spacing w:line="360" w:lineRule="auto"/>
+              <w:jc w:val="center"/>
+              <w:rPr>
+                <w:rFonts w:ascii="Century Gothic" w:eastAsia="Century Gothic" w:hAnsi="Century Gothic" w:cs="Century Gothic"/>
+                <w:b/>
+                <w:bCs/>
+                <w:sz w:val="24"/>
+                <w:szCs w:val="24"/>
+              </w:rPr>
+            </w:pPr>
+            <w:r>
+              <w:rPr>
+                <w:rFonts w:ascii="Century Gothic" w:eastAsia="Century Gothic" w:hAnsi="Century Gothic" w:cs="Century Gothic"/>
+                <w:b/>
+                <w:bCs/>
+                <w:sz w:val="24"/>
+                <w:szCs w:val="24"/>
+              </w:rPr>
+              <w:t>US Title</w:t>
+            </w:r>
+          </w:p>
+        </w:tc>
+        <w:tc>
+          <w:tcPr>
+            <w:tcW w:w="847" w:type="dxa"/>
+            <w:shd w:val="clear" w:color="auto" w:fill="BFBFBF"/>
+          </w:tcPr>
+          <w:p>
+            <w:pPr>
+              <w:spacing w:line="360" w:lineRule="auto"/>
+              <w:jc w:val="center"/>
+              <w:rPr>
+                <w:rFonts w:ascii="Century Gothic" w:eastAsia="Century Gothic" w:hAnsi="Century Gothic" w:cs="Century Gothic"/>
+                <w:b/>
+                <w:bCs/>
+                <w:sz w:val="24"/>
+                <w:szCs w:val="24"/>
+              </w:rPr>
+            </w:pPr>
+            <w:r>
+              <w:rPr>
+                <w:rFonts w:ascii="Century Gothic" w:eastAsia="Century Gothic" w:hAnsi="Century Gothic" w:cs="Century Gothic"/>
+                <w:b/>
+                <w:bCs/>
+                <w:sz w:val="24"/>
+                <w:szCs w:val="24"/>
+              </w:rPr>
+              <w:t>Level</w:t>
+            </w:r>
+          </w:p>
+        </w:tc>
+        <w:tc>
+          <w:tcPr>
+            <w:tcW w:w="1062" w:type="dxa"/>
+            <w:shd w:val="clear" w:color="auto" w:fill="BFBFBF"/>
+          </w:tcPr>
+          <w:p>
+            <w:pPr>
+              <w:spacing w:line="360" w:lineRule="auto"/>
+              <w:jc w:val="center"/>
+              <w:rPr>
+                <w:rFonts w:ascii="Century Gothic" w:eastAsia="Century Gothic" w:hAnsi="Century Gothic" w:cs="Century Gothic"/>
+                <w:b/>
+                <w:bCs/>
+                <w:sz w:val="24"/>
+                <w:szCs w:val="24"/>
+              </w:rPr>
+            </w:pPr>
+            <w:r>
+              <w:rPr>
+                <w:rFonts w:ascii="Century Gothic" w:eastAsia="Century Gothic" w:hAnsi="Century Gothic" w:cs="Century Gothic"/>
+                <w:b/>
+                <w:bCs/>
+                <w:sz w:val="24"/>
+                <w:szCs w:val="24"/>
+              </w:rPr>
+              <w:t>Credits</w:t>
             </w:r>
           </w:p>
         </w:tc>
@@ -1257,178 +1242,60 @@
         <w:tc>
           <w:tcPr>
             <w:tcW w:w="2056" w:type="dxa"/>
-            <w:shd w:val="clear" w:color="auto" w:fill="BFBFBF"/>
-          </w:tcPr>
-          <w:p>
-            <w:pPr>
-              <w:spacing w:line="360" w:lineRule="auto"/>
+          </w:tcPr>
+          <w:p>
+            <w:pPr>
               <w:jc w:val="center"/>
               <w:rPr>
                 <w:rFonts w:ascii="Century Gothic" w:eastAsia="Century Gothic" w:hAnsi="Century Gothic" w:cs="Century Gothic"/>
                 <w:b/>
                 <w:bCs/>
-                <w:sz w:val="24"/>
-                <w:szCs w:val="24"/>
-              </w:rPr>
-            </w:pPr>
-            <w:r>
-              <w:rPr>
-                <w:rFonts w:ascii="Century Gothic" w:eastAsia="Century Gothic" w:hAnsi="Century Gothic" w:cs="Century Gothic"/>
-                <w:b/>
-                <w:bCs/>
-                <w:sz w:val="24"/>
-                <w:szCs w:val="24"/>
-              </w:rPr>
-              <w:t>US No</w:t>
+              </w:rPr>
+            </w:pPr>
+            <w:r>
+              <w:rPr>
+                <w:rFonts w:ascii="Century Gothic" w:eastAsia="Century Gothic" w:hAnsi="Century Gothic" w:cs="Century Gothic"/>
+                <w:b/>
+                <w:bCs/>
+              </w:rPr>
+              <w:t>14915</w:t>
             </w:r>
           </w:p>
         </w:tc>
         <w:tc>
           <w:tcPr>
             <w:tcW w:w="5571" w:type="dxa"/>
-            <w:shd w:val="clear" w:color="auto" w:fill="BFBFBF"/>
-          </w:tcPr>
-          <w:p>
-            <w:pPr>
-              <w:spacing w:line="360" w:lineRule="auto"/>
+          </w:tcPr>
+          <w:p>
+            <w:pPr>
+              <w:jc w:val="both"/>
+              <w:rPr>
+                <w:rFonts w:ascii="Century Gothic" w:eastAsia="Century Gothic" w:hAnsi="Century Gothic" w:cs="Century Gothic"/>
+                <w:b/>
+                <w:bCs/>
+              </w:rPr>
+            </w:pPr>
+            <w:r>
+              <w:rPr>
+                <w:rFonts w:ascii="Century Gothic" w:eastAsia="Century Gothic" w:hAnsi="Century Gothic" w:cs="Century Gothic"/>
+                <w:b/>
+                <w:bCs/>
+              </w:rPr>
+              <w:t>Design a computer program according to given specifications</w:t>
+            </w:r>
+          </w:p>
+        </w:tc>
+        <w:tc>
+          <w:tcPr>
+            <w:tcW w:w="847" w:type="dxa"/>
+          </w:tcPr>
+          <w:p>
+            <w:pPr>
               <w:jc w:val="center"/>
               <w:rPr>
                 <w:rFonts w:ascii="Century Gothic" w:eastAsia="Century Gothic" w:hAnsi="Century Gothic" w:cs="Century Gothic"/>
                 <w:b/>
                 <w:bCs/>
-                <w:sz w:val="24"/>
-                <w:szCs w:val="24"/>
-              </w:rPr>
-            </w:pPr>
-            <w:r>
-              <w:rPr>
-                <w:rFonts w:ascii="Century Gothic" w:eastAsia="Century Gothic" w:hAnsi="Century Gothic" w:cs="Century Gothic"/>
-                <w:b/>
-                <w:bCs/>
-                <w:sz w:val="24"/>
-                <w:szCs w:val="24"/>
-              </w:rPr>
-              <w:t>US Title</w:t>
-            </w:r>
-          </w:p>
-        </w:tc>
-        <w:tc>
-          <w:tcPr>
-            <w:tcW w:w="881" w:type="dxa"/>
-            <w:shd w:val="clear" w:color="auto" w:fill="BFBFBF"/>
-          </w:tcPr>
-          <w:p>
-            <w:pPr>
-              <w:spacing w:line="360" w:lineRule="auto"/>
-              <w:jc w:val="center"/>
-              <w:rPr>
-                <w:rFonts w:ascii="Century Gothic" w:eastAsia="Century Gothic" w:hAnsi="Century Gothic" w:cs="Century Gothic"/>
-                <w:b/>
-                <w:bCs/>
-                <w:sz w:val="24"/>
-                <w:szCs w:val="24"/>
-              </w:rPr>
-            </w:pPr>
-            <w:r>
-              <w:rPr>
-                <w:rFonts w:ascii="Century Gothic" w:eastAsia="Century Gothic" w:hAnsi="Century Gothic" w:cs="Century Gothic"/>
-                <w:b/>
-                <w:bCs/>
-                <w:sz w:val="24"/>
-                <w:szCs w:val="24"/>
-              </w:rPr>
-              <w:t>Level</w:t>
-            </w:r>
-          </w:p>
-        </w:tc>
-        <w:tc>
-          <w:tcPr>
-            <w:tcW w:w="1028" w:type="dxa"/>
-            <w:shd w:val="clear" w:color="auto" w:fill="BFBFBF"/>
-          </w:tcPr>
-          <w:p>
-            <w:pPr>
-              <w:spacing w:line="360" w:lineRule="auto"/>
-              <w:jc w:val="center"/>
-              <w:rPr>
-                <w:rFonts w:ascii="Century Gothic" w:eastAsia="Century Gothic" w:hAnsi="Century Gothic" w:cs="Century Gothic"/>
-                <w:b/>
-                <w:bCs/>
-                <w:sz w:val="24"/>
-                <w:szCs w:val="24"/>
-              </w:rPr>
-            </w:pPr>
-            <w:r>
-              <w:rPr>
-                <w:rFonts w:ascii="Century Gothic" w:eastAsia="Century Gothic" w:hAnsi="Century Gothic" w:cs="Century Gothic"/>
-                <w:b/>
-                <w:bCs/>
-                <w:sz w:val="24"/>
-                <w:szCs w:val="24"/>
-              </w:rPr>
-              <w:t>Credits</w:t>
-            </w:r>
-          </w:p>
-        </w:tc>
-      </w:tr>
-      <w:tr>
-        <w:tc>
-          <w:tcPr>
-            <w:tcW w:w="2056" w:type="dxa"/>
-          </w:tcPr>
-          <w:p>
-            <w:pPr>
-              <w:jc w:val="center"/>
-              <w:rPr>
-                <w:rFonts w:ascii="Century Gothic" w:eastAsia="Century Gothic" w:hAnsi="Century Gothic" w:cs="Century Gothic"/>
-                <w:b/>
-                <w:bCs/>
-              </w:rPr>
-            </w:pPr>
-            <w:r>
-              <w:rPr>
-                <w:rFonts w:ascii="Century Gothic" w:eastAsia="Century Gothic" w:hAnsi="Century Gothic" w:cs="Century Gothic"/>
-                <w:b/>
-                <w:bCs/>
-              </w:rPr>
-              <w:t>14915</w:t>
-            </w:r>
-          </w:p>
-        </w:tc>
-        <w:tc>
-          <w:tcPr>
-            <w:tcW w:w="5571" w:type="dxa"/>
-          </w:tcPr>
-          <w:p>
-            <w:pPr>
-              <w:jc w:val="both"/>
-              <w:rPr>
-                <w:rFonts w:ascii="Century Gothic" w:eastAsia="Century Gothic" w:hAnsi="Century Gothic" w:cs="Century Gothic"/>
-                <w:b/>
-                <w:bCs/>
-              </w:rPr>
-            </w:pPr>
-            <w:r>
-              <w:rPr>
-                <w:rFonts w:ascii="Century Gothic" w:eastAsia="Century Gothic" w:hAnsi="Century Gothic" w:cs="Century Gothic"/>
-                <w:b/>
-                <w:bCs/>
-              </w:rPr>
-              <w:t>Design a computer program according to given specifications</w:t>
-            </w:r>
-          </w:p>
-        </w:tc>
-        <w:tc>
-          <w:tcPr>
-            <w:tcW w:w="881" w:type="dxa"/>
-          </w:tcPr>
-          <w:p>
-            <w:pPr>
-              <w:jc w:val="center"/>
-              <w:rPr>
-                <w:rFonts w:ascii="Century Gothic" w:eastAsia="Century Gothic" w:hAnsi="Century Gothic" w:cs="Century Gothic"/>
-                <w:b/>
-                <w:bCs/>
               </w:rPr>
             </w:pPr>
             <w:r>
@@ -1443,7 +1310,7 @@
         </w:tc>
         <w:tc>
           <w:tcPr>
-            <w:tcW w:w="1028" w:type="dxa"/>
+            <w:tcW w:w="1062" w:type="dxa"/>
           </w:tcPr>
           <w:p>
             <w:pPr>
@@ -1658,6 +1525,7 @@
                 <w:sz w:val="24"/>
                 <w:szCs w:val="24"/>
               </w:rPr>
+              <w:lastRenderedPageBreak/>
               <w:t>Learner Guide; and</w:t>
             </w:r>
           </w:p>
@@ -1728,6 +1596,7 @@
                 <w:sz w:val="24"/>
                 <w:szCs w:val="24"/>
               </w:rPr>
+              <w:lastRenderedPageBreak/>
               <w:t>Instructions to Facilitators</w:t>
             </w:r>
           </w:p>
@@ -1800,7 +1669,6 @@
                 <w:sz w:val="24"/>
                 <w:szCs w:val="24"/>
               </w:rPr>
-              <w:lastRenderedPageBreak/>
               <w:t>Interview the learner on similar questions, should he/she not be able to write.</w:t>
             </w:r>
           </w:p>
@@ -1842,7 +1710,6 @@
                 <w:sz w:val="24"/>
                 <w:szCs w:val="24"/>
               </w:rPr>
-              <w:lastRenderedPageBreak/>
               <w:t>Instructions to Learners</w:t>
             </w:r>
           </w:p>
@@ -2271,6 +2138,9 @@
           <w:szCs w:val="24"/>
         </w:rPr>
         <w:sectPr>
+          <w:footerReference w:type="default" r:id="rId9"/>
+          <w:headerReference w:type="first" r:id="rId10"/>
+          <w:footerReference w:type="first" r:id="rId11"/>
           <w:pgSz w:w="12240" w:h="15840"/>
           <w:pgMar w:top="700" w:right="1440" w:bottom="1440" w:left="1440" w:header="720" w:footer="720" w:gutter="0"/>
           <w:cols w:space="720"/>
@@ -2529,7 +2399,6 @@
                 <w:szCs w:val="24"/>
               </w:rPr>
             </w:pPr>
-            <w:proofErr w:type="spellStart"/>
             <w:r>
               <w:rPr>
                 <w:rFonts w:ascii="Century Gothic" w:eastAsia="Century Gothic" w:hAnsi="Century Gothic" w:cs="Century Gothic"/>
@@ -2539,19 +2408,7 @@
                 <w:sz w:val="24"/>
                 <w:szCs w:val="24"/>
               </w:rPr>
-              <w:t>Organisation</w:t>
-            </w:r>
-            <w:proofErr w:type="spellEnd"/>
-            <w:r>
-              <w:rPr>
-                <w:rFonts w:ascii="Century Gothic" w:eastAsia="Century Gothic" w:hAnsi="Century Gothic" w:cs="Century Gothic"/>
-                <w:b/>
-                <w:bCs/>
-                <w:color w:val="000000"/>
-                <w:sz w:val="24"/>
-                <w:szCs w:val="24"/>
-              </w:rPr>
-              <w:t>:</w:t>
+              <w:t>Organisation:</w:t>
             </w:r>
           </w:p>
         </w:tc>
@@ -2615,31 +2472,7 @@
                 <w:sz w:val="24"/>
                 <w:szCs w:val="24"/>
               </w:rPr>
-              <w:t>Unit/</w:t>
-            </w:r>
-            <w:proofErr w:type="spellStart"/>
-            <w:r>
-              <w:rPr>
-                <w:rFonts w:ascii="Century Gothic" w:eastAsia="Century Gothic" w:hAnsi="Century Gothic" w:cs="Century Gothic"/>
-                <w:b/>
-                <w:bCs/>
-                <w:color w:val="000000"/>
-                <w:sz w:val="24"/>
-                <w:szCs w:val="24"/>
-              </w:rPr>
-              <w:t>Dept</w:t>
-            </w:r>
-            <w:proofErr w:type="spellEnd"/>
-            <w:r>
-              <w:rPr>
-                <w:rFonts w:ascii="Century Gothic" w:eastAsia="Century Gothic" w:hAnsi="Century Gothic" w:cs="Century Gothic"/>
-                <w:b/>
-                <w:bCs/>
-                <w:color w:val="000000"/>
-                <w:sz w:val="24"/>
-                <w:szCs w:val="24"/>
-              </w:rPr>
-              <w:t>:</w:t>
+              <w:t>Unit/Dept:</w:t>
             </w:r>
           </w:p>
         </w:tc>
@@ -3170,6 +3003,22 @@
     </w:p>
     <w:p>
       <w:pPr>
+        <w:rPr>
+          <w:rFonts w:ascii="Century Gothic" w:eastAsia="Century Gothic" w:hAnsi="Century Gothic" w:cs="Century Gothic"/>
+          <w:color w:val="000000"/>
+          <w:sz w:val="24"/>
+          <w:szCs w:val="24"/>
+        </w:rPr>
+      </w:pPr>
+      <w:r>
+        <w:rPr>
+          <w:rFonts w:ascii="Century Gothic" w:eastAsia="Century Gothic" w:hAnsi="Century Gothic" w:cs="Century Gothic"/>
+        </w:rPr>
+        <w:br w:type="page"/>
+      </w:r>
+    </w:p>
+    <w:p>
+      <w:pPr>
         <w:pStyle w:val="Heading1"/>
         <w:rPr>
           <w:rFonts w:ascii="Century Gothic" w:eastAsia="Century Gothic" w:hAnsi="Century Gothic" w:cs="Century Gothic"/>
@@ -3183,6 +3032,7 @@
           <w:b/>
           <w:bCs/>
         </w:rPr>
+        <w:lastRenderedPageBreak/>
         <w:t>ASSESSMENT PREPARATION CHECKLIST</w:t>
       </w:r>
     </w:p>
@@ -3223,8 +3073,8 @@
       <w:tblGrid>
         <w:gridCol w:w="6168"/>
         <w:gridCol w:w="615"/>
-        <w:gridCol w:w="863"/>
-        <w:gridCol w:w="3160"/>
+        <w:gridCol w:w="705"/>
+        <w:gridCol w:w="3318"/>
       </w:tblGrid>
       <w:tr>
         <w:tc>
@@ -3297,7 +3147,7 @@
         </w:tc>
         <w:tc>
           <w:tcPr>
-            <w:tcW w:w="863" w:type="dxa"/>
+            <w:tcW w:w="705" w:type="dxa"/>
             <w:shd w:val="clear" w:color="auto" w:fill="BFBFBF"/>
           </w:tcPr>
           <w:p>
@@ -3331,7 +3181,7 @@
         </w:tc>
         <w:tc>
           <w:tcPr>
-            <w:tcW w:w="3160" w:type="dxa"/>
+            <w:tcW w:w="3318" w:type="dxa"/>
             <w:shd w:val="clear" w:color="auto" w:fill="BFBFBF"/>
           </w:tcPr>
           <w:p>
@@ -3433,7 +3283,7 @@
         </w:tc>
         <w:tc>
           <w:tcPr>
-            <w:tcW w:w="863" w:type="dxa"/>
+            <w:tcW w:w="705" w:type="dxa"/>
           </w:tcPr>
           <w:p>
             <w:pPr>
@@ -3454,7 +3304,7 @@
         </w:tc>
         <w:tc>
           <w:tcPr>
-            <w:tcW w:w="3160" w:type="dxa"/>
+            <w:tcW w:w="3318" w:type="dxa"/>
           </w:tcPr>
           <w:p>
             <w:pPr>
@@ -3489,7 +3339,6 @@
                 <w:between w:val="nil"/>
               </w:pBdr>
               <w:spacing w:after="0" w:line="360" w:lineRule="auto"/>
-              <w:jc w:val="both"/>
               <w:rPr>
                 <w:rFonts w:ascii="Century Gothic" w:eastAsia="Century Gothic" w:hAnsi="Century Gothic" w:cs="Century Gothic"/>
                 <w:color w:val="000000"/>
@@ -3516,30 +3365,49 @@
                 <w:rFonts w:ascii="Century Gothic" w:eastAsia="Century Gothic" w:hAnsi="Century Gothic" w:cs="Century Gothic"/>
                 <w:color w:val="000000"/>
               </w:rPr>
-              <w:t>module needs to be submitted on....... (</w:t>
-            </w:r>
-            <w:proofErr w:type="gramStart"/>
-            <w:r>
-              <w:rPr>
-                <w:rFonts w:ascii="Century Gothic" w:eastAsia="Century Gothic" w:hAnsi="Century Gothic" w:cs="Century Gothic"/>
-                <w:color w:val="000000"/>
-              </w:rPr>
-              <w:t>day</w:t>
-            </w:r>
-            <w:proofErr w:type="gramEnd"/>
-            <w:r>
-              <w:rPr>
-                <w:rFonts w:ascii="Century Gothic" w:eastAsia="Century Gothic" w:hAnsi="Century Gothic" w:cs="Century Gothic"/>
-                <w:color w:val="000000"/>
-              </w:rPr>
-              <w:t>) of...............(month)...........(year) at the f</w:t>
-            </w:r>
-            <w:r>
-              <w:rPr>
-                <w:rFonts w:ascii="Century Gothic" w:eastAsia="Century Gothic" w:hAnsi="Century Gothic" w:cs="Century Gothic"/>
-                <w:color w:val="000000"/>
-              </w:rPr>
-              <w:t>ollowing address/place................................................................</w:t>
+              <w:t xml:space="preserve">module </w:t>
+            </w:r>
+            <w:r>
+              <w:rPr>
+                <w:rFonts w:ascii="Century Gothic" w:eastAsia="Century Gothic" w:hAnsi="Century Gothic" w:cs="Century Gothic"/>
+                <w:color w:val="000000"/>
+              </w:rPr>
+              <w:t xml:space="preserve">needs to be submitted on....... </w:t>
+            </w:r>
+            <w:r>
+              <w:rPr>
+                <w:rFonts w:ascii="Century Gothic" w:eastAsia="Century Gothic" w:hAnsi="Century Gothic" w:cs="Century Gothic"/>
+                <w:color w:val="000000"/>
+              </w:rPr>
+              <w:t>(day) of...............(month)</w:t>
+            </w:r>
+            <w:r>
+              <w:rPr>
+                <w:rFonts w:ascii="Century Gothic" w:eastAsia="Century Gothic" w:hAnsi="Century Gothic" w:cs="Century Gothic"/>
+                <w:color w:val="000000"/>
+              </w:rPr>
+              <w:t xml:space="preserve"> </w:t>
+            </w:r>
+            <w:r>
+              <w:rPr>
+                <w:rFonts w:ascii="Century Gothic" w:eastAsia="Century Gothic" w:hAnsi="Century Gothic" w:cs="Century Gothic"/>
+                <w:color w:val="000000"/>
+              </w:rPr>
+              <w:t>...........(year) at the following address/place</w:t>
+            </w:r>
+            <w:r>
+              <w:rPr>
+                <w:rFonts w:ascii="Century Gothic" w:eastAsia="Century Gothic" w:hAnsi="Century Gothic" w:cs="Century Gothic"/>
+                <w:color w:val="000000"/>
+              </w:rPr>
+              <w:t xml:space="preserve"> </w:t>
+            </w:r>
+            <w:r>
+              <w:rPr>
+                <w:rFonts w:ascii="Century Gothic" w:eastAsia="Century Gothic" w:hAnsi="Century Gothic" w:cs="Century Gothic"/>
+                <w:color w:val="000000"/>
+              </w:rPr>
+              <w:t>................................................................</w:t>
             </w:r>
           </w:p>
         </w:tc>
@@ -3566,7 +3434,7 @@
         </w:tc>
         <w:tc>
           <w:tcPr>
-            <w:tcW w:w="863" w:type="dxa"/>
+            <w:tcW w:w="705" w:type="dxa"/>
           </w:tcPr>
           <w:p>
             <w:pPr>
@@ -3587,7 +3455,7 @@
         </w:tc>
         <w:tc>
           <w:tcPr>
-            <w:tcW w:w="3160" w:type="dxa"/>
+            <w:tcW w:w="3318" w:type="dxa"/>
           </w:tcPr>
           <w:p>
             <w:pPr>
@@ -3633,15 +3501,7 @@
                 <w:rFonts w:ascii="Century Gothic" w:eastAsia="Century Gothic" w:hAnsi="Century Gothic" w:cs="Century Gothic"/>
                 <w:color w:val="000000"/>
               </w:rPr>
-              <w:t xml:space="preserve">You will be assessed based on the outlined Unit Standards. The assessment activities are linked to </w:t>
-            </w:r>
-            <w:r>
-              <w:rPr>
-                <w:rFonts w:ascii="Century Gothic" w:eastAsia="Century Gothic" w:hAnsi="Century Gothic" w:cs="Century Gothic"/>
-                <w:color w:val="000000"/>
-              </w:rPr>
-              <w:lastRenderedPageBreak/>
-              <w:t>specific outcomes/assessment criteria of the outlined Unit Standards.</w:t>
+              <w:t>You will be assessed based on the outlined Unit Standards. The assessment activities are linked to specific outcomes/assessment criteria of the outlined Unit Standards.</w:t>
             </w:r>
           </w:p>
         </w:tc>
@@ -3668,7 +3528,7 @@
         </w:tc>
         <w:tc>
           <w:tcPr>
-            <w:tcW w:w="863" w:type="dxa"/>
+            <w:tcW w:w="705" w:type="dxa"/>
           </w:tcPr>
           <w:p>
             <w:pPr>
@@ -3689,7 +3549,7 @@
         </w:tc>
         <w:tc>
           <w:tcPr>
-            <w:tcW w:w="3160" w:type="dxa"/>
+            <w:tcW w:w="3318" w:type="dxa"/>
           </w:tcPr>
           <w:p>
             <w:pPr>
@@ -3818,7 +3678,7 @@
         </w:tc>
         <w:tc>
           <w:tcPr>
-            <w:tcW w:w="863" w:type="dxa"/>
+            <w:tcW w:w="705" w:type="dxa"/>
           </w:tcPr>
           <w:p>
             <w:pPr>
@@ -3839,7 +3699,7 @@
         </w:tc>
         <w:tc>
           <w:tcPr>
-            <w:tcW w:w="3160" w:type="dxa"/>
+            <w:tcW w:w="3318" w:type="dxa"/>
           </w:tcPr>
           <w:p>
             <w:pPr>
@@ -3928,7 +3788,7 @@
         </w:tc>
         <w:tc>
           <w:tcPr>
-            <w:tcW w:w="863" w:type="dxa"/>
+            <w:tcW w:w="705" w:type="dxa"/>
           </w:tcPr>
           <w:p>
             <w:pPr>
@@ -3949,7 +3809,7 @@
         </w:tc>
         <w:tc>
           <w:tcPr>
-            <w:tcW w:w="3160" w:type="dxa"/>
+            <w:tcW w:w="3318" w:type="dxa"/>
           </w:tcPr>
           <w:p>
             <w:pPr>
@@ -4078,7 +3938,7 @@
         </w:tc>
         <w:tc>
           <w:tcPr>
-            <w:tcW w:w="863" w:type="dxa"/>
+            <w:tcW w:w="705" w:type="dxa"/>
           </w:tcPr>
           <w:p>
             <w:pPr>
@@ -4099,7 +3959,7 @@
         </w:tc>
         <w:tc>
           <w:tcPr>
-            <w:tcW w:w="3160" w:type="dxa"/>
+            <w:tcW w:w="3318" w:type="dxa"/>
           </w:tcPr>
           <w:p>
             <w:pPr>
@@ -4145,23 +4005,7 @@
                 <w:rFonts w:ascii="Century Gothic" w:eastAsia="Century Gothic" w:hAnsi="Century Gothic" w:cs="Century Gothic"/>
                 <w:color w:val="000000"/>
               </w:rPr>
-              <w:t>Should you be declared “not yet competent” on this assessment, you will be entitled for re-assessment opportunity/</w:t>
-            </w:r>
-            <w:proofErr w:type="spellStart"/>
-            <w:r>
-              <w:rPr>
-                <w:rFonts w:ascii="Century Gothic" w:eastAsia="Century Gothic" w:hAnsi="Century Gothic" w:cs="Century Gothic"/>
-                <w:color w:val="000000"/>
-              </w:rPr>
-              <w:t>ies</w:t>
-            </w:r>
-            <w:proofErr w:type="spellEnd"/>
-            <w:r>
-              <w:rPr>
-                <w:rFonts w:ascii="Century Gothic" w:eastAsia="Century Gothic" w:hAnsi="Century Gothic" w:cs="Century Gothic"/>
-                <w:color w:val="000000"/>
-              </w:rPr>
-              <w:t xml:space="preserve">. </w:t>
+              <w:t xml:space="preserve">Should you be declared “not yet competent” on this assessment, you will be entitled for re-assessment opportunity/ies. </w:t>
             </w:r>
           </w:p>
         </w:tc>
@@ -4188,7 +4032,7 @@
         </w:tc>
         <w:tc>
           <w:tcPr>
-            <w:tcW w:w="863" w:type="dxa"/>
+            <w:tcW w:w="705" w:type="dxa"/>
           </w:tcPr>
           <w:p>
             <w:pPr>
@@ -4209,7 +4053,7 @@
         </w:tc>
         <w:tc>
           <w:tcPr>
-            <w:tcW w:w="3160" w:type="dxa"/>
+            <w:tcW w:w="3318" w:type="dxa"/>
           </w:tcPr>
           <w:p>
             <w:pPr>
@@ -4255,6 +4099,7 @@
                 <w:rFonts w:ascii="Century Gothic" w:eastAsia="Century Gothic" w:hAnsi="Century Gothic" w:cs="Century Gothic"/>
                 <w:color w:val="000000"/>
               </w:rPr>
+              <w:lastRenderedPageBreak/>
               <w:t>You will be required to re-submit evidence (only for areas) you were declared not yet competent. A date for re-submission will be agreed with the assessor.</w:t>
             </w:r>
           </w:p>
@@ -4282,7 +4127,7 @@
         </w:tc>
         <w:tc>
           <w:tcPr>
-            <w:tcW w:w="863" w:type="dxa"/>
+            <w:tcW w:w="705" w:type="dxa"/>
           </w:tcPr>
           <w:p>
             <w:pPr>
@@ -4303,7 +4148,7 @@
         </w:tc>
         <w:tc>
           <w:tcPr>
-            <w:tcW w:w="3160" w:type="dxa"/>
+            <w:tcW w:w="3318" w:type="dxa"/>
           </w:tcPr>
           <w:p>
             <w:pPr>
@@ -4376,7 +4221,7 @@
         </w:tc>
         <w:tc>
           <w:tcPr>
-            <w:tcW w:w="863" w:type="dxa"/>
+            <w:tcW w:w="705" w:type="dxa"/>
           </w:tcPr>
           <w:p>
             <w:pPr>
@@ -4397,7 +4242,7 @@
         </w:tc>
         <w:tc>
           <w:tcPr>
-            <w:tcW w:w="3160" w:type="dxa"/>
+            <w:tcW w:w="3318" w:type="dxa"/>
           </w:tcPr>
           <w:p>
             <w:pPr>
@@ -4470,7 +4315,7 @@
         </w:tc>
         <w:tc>
           <w:tcPr>
-            <w:tcW w:w="863" w:type="dxa"/>
+            <w:tcW w:w="705" w:type="dxa"/>
           </w:tcPr>
           <w:p>
             <w:pPr>
@@ -4491,7 +4336,7 @@
         </w:tc>
         <w:tc>
           <w:tcPr>
-            <w:tcW w:w="3160" w:type="dxa"/>
+            <w:tcW w:w="3318" w:type="dxa"/>
           </w:tcPr>
           <w:p>
             <w:pPr>
@@ -4537,14 +4382,7 @@
                 <w:rFonts w:ascii="Century Gothic" w:eastAsia="Century Gothic" w:hAnsi="Century Gothic" w:cs="Century Gothic"/>
                 <w:color w:val="000000"/>
               </w:rPr>
-              <w:t>Your results of assessment and portfolio of evidence information will not be provided to any person without your wr</w:t>
-            </w:r>
-            <w:r>
-              <w:rPr>
-                <w:rFonts w:ascii="Century Gothic" w:eastAsia="Century Gothic" w:hAnsi="Century Gothic" w:cs="Century Gothic"/>
-                <w:color w:val="000000"/>
-              </w:rPr>
-              <w:t>itten consent.</w:t>
+              <w:t>Your results of assessment and portfolio of evidence information will not be provided to any person without your written consent.</w:t>
             </w:r>
           </w:p>
         </w:tc>
@@ -4571,7 +4409,7 @@
         </w:tc>
         <w:tc>
           <w:tcPr>
-            <w:tcW w:w="863" w:type="dxa"/>
+            <w:tcW w:w="705" w:type="dxa"/>
           </w:tcPr>
           <w:p>
             <w:pPr>
@@ -4592,7 +4430,7 @@
         </w:tc>
         <w:tc>
           <w:tcPr>
-            <w:tcW w:w="3160" w:type="dxa"/>
+            <w:tcW w:w="3318" w:type="dxa"/>
           </w:tcPr>
           <w:p>
             <w:pPr>
@@ -4613,11 +4451,9 @@
         </w:tc>
       </w:tr>
     </w:tbl>
-    <w:p>
-      <w:r>
-        <w:br w:type="page"/>
-      </w:r>
-    </w:p>
+    <w:p/>
+    <w:p/>
+    <w:p/>
     <w:tbl>
       <w:tblPr>
         <w:tblStyle w:val="a4"/>
@@ -4672,7 +4508,6 @@
                 <w:bCs/>
                 <w:color w:val="000000"/>
               </w:rPr>
-              <w:lastRenderedPageBreak/>
               <w:t>Learner’s Declaration</w:t>
             </w:r>
           </w:p>
@@ -4988,8 +4823,8 @@
           <w:szCs w:val="24"/>
         </w:rPr>
         <w:sectPr>
-          <w:headerReference w:type="default" r:id="rId11"/>
-          <w:footerReference w:type="default" r:id="rId12"/>
+          <w:headerReference w:type="default" r:id="rId12"/>
+          <w:footerReference w:type="default" r:id="rId13"/>
           <w:pgSz w:w="12240" w:h="15840"/>
           <w:pgMar w:top="1440" w:right="1440" w:bottom="1440" w:left="1440" w:header="720" w:footer="720" w:gutter="0"/>
           <w:cols w:space="720"/>
@@ -5122,7 +4957,7 @@
           <w:lang w:val="en-US"/>
         </w:rPr>
         <mc:AlternateContent>
-          <mc:Choice Requires="wpg">
+          <mc:Choice Requires="wps">
             <w:drawing>
               <wp:anchor distT="0" distB="0" distL="114300" distR="114300" simplePos="0" relativeHeight="251658240" behindDoc="0" locked="0" layoutInCell="1" hidden="0" allowOverlap="1">
                 <wp:simplePos x="0" y="0"/>
@@ -5202,47 +5037,32 @@
               </wp:anchor>
             </w:drawing>
           </mc:Choice>
-          <mc:Fallback xmlns:cr="http://schemas.microsoft.com/office/comments/2020/reactions" xmlns="http://schemas.microsoft.com/office/tasks/2019/documenttasks" xmlns:w16cid="http://schemas.microsoft.com/office/word/2016/wordml/cid" xmlns:w16cex="http://schemas.microsoft.com/office/word/2018/wordml/cex" xmlns:w16="http://schemas.microsoft.com/office/word/2018/wordml" xmlns:dgm="http://schemas.openxmlformats.org/drawingml/2006/diagram" xmlns:lc="http://schemas.openxmlformats.org/drawingml/2006/lockedCanvas" xmlns:c="http://schemas.openxmlformats.org/drawingml/2006/chart" xmlns:pic="http://schemas.openxmlformats.org/drawingml/2006/picture" xmlns:a="http://schemas.openxmlformats.org/drawingml/2006/main" xmlns:sl="http://schemas.openxmlformats.org/schemaLibrary/2006/main">
-            <w:drawing>
-              <wp:anchor allowOverlap="1" behindDoc="0" distB="0" distT="0" distL="114300" distR="114300" hidden="0" layoutInCell="1" locked="0" relativeHeight="0" simplePos="0">
-                <wp:simplePos x="0" y="0"/>
-                <wp:positionH relativeFrom="column">
-                  <wp:posOffset>1827213</wp:posOffset>
-                </wp:positionH>
-                <wp:positionV relativeFrom="paragraph">
-                  <wp:posOffset>-1524316</wp:posOffset>
-                </wp:positionV>
-                <wp:extent cx="4006215" cy="1289685"/>
-                <wp:effectExtent b="0" l="0" r="0" t="0"/>
-                <wp:wrapNone/>
-                <wp:docPr id="1" name="image3.png"/>
-                <a:graphic>
-                  <a:graphicData uri="http://schemas.openxmlformats.org/drawingml/2006/picture">
-                    <pic:pic>
-                      <pic:nvPicPr>
-                        <pic:cNvPr id="0" name="image3.png"/>
-                        <pic:cNvPicPr preferRelativeResize="0"/>
-                      </pic:nvPicPr>
-                      <pic:blipFill>
-                        <a:blip r:embed="rId13"/>
-                        <a:srcRect/>
-                        <a:stretch>
-                          <a:fillRect/>
-                        </a:stretch>
-                      </pic:blipFill>
-                      <pic:spPr>
-                        <a:xfrm>
-                          <a:off x="0" y="0"/>
-                          <a:ext cx="4006215" cy="1289685"/>
-                        </a:xfrm>
-                        <a:prstGeom prst="rect"/>
-                        <a:ln/>
-                      </pic:spPr>
-                    </pic:pic>
-                  </a:graphicData>
-                </a:graphic>
-              </wp:anchor>
-            </w:drawing>
+          <mc:Fallback>
+            <w:pict>
+              <v:shape id="Freeform 1" o:spid="_x0000_s1026" style="position:absolute;left:0;text-align:left;margin-left:143.9pt;margin-top:-120pt;width:315.45pt;height:101.55pt;z-index:251658240;visibility:visible;mso-wrap-style:square;mso-wrap-distance-left:9pt;mso-wrap-distance-top:0;mso-wrap-distance-right:9pt;mso-wrap-distance-bottom:0;mso-position-horizontal:absolute;mso-position-horizontal-relative:text;mso-position-vertical:absolute;mso-position-vertical-relative:text;v-text-anchor:top" coordsize="3996690,1280160" o:spt="100" o:gfxdata="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" adj="-11796480,,5400" path="m,l,1280160r3996690,l3996690,,,xe" filled="f" stroked="f">
+                <v:stroke joinstyle="miter"/>
+                <v:formulas/>
+                <v:path arrowok="t" o:extrusionok="f" o:connecttype="custom" textboxrect="0,0,3996690,1280160"/>
+                <v:textbox inset="7pt,3pt,7pt,3pt">
+                  <w:txbxContent>
+                    <w:p>
+                      <w:pPr>
+                        <w:spacing w:line="275" w:lineRule="auto"/>
+                        <w:textDirection w:val="btLr"/>
+                      </w:pPr>
+                      <w:r>
+                        <w:rPr>
+                          <w:rFonts w:ascii="Century Gothic" w:eastAsia="Century Gothic" w:hAnsi="Century Gothic" w:cs="Century Gothic"/>
+                          <w:b/>
+                          <w:color w:val="000000"/>
+                        </w:rPr>
+                        <w:t>Design a computer program according to given specifications</w:t>
+                      </w:r>
+                    </w:p>
+                  </w:txbxContent>
+                </v:textbox>
+              </v:shape>
+            </w:pict>
           </mc:Fallback>
         </mc:AlternateContent>
       </w:r>
@@ -5708,18 +5528,20 @@
                 <w:szCs w:val="20"/>
               </w:rPr>
               <w:tab/>
-            </w:r>
-            <w:proofErr w:type="gramStart"/>
-            <w:r>
+              <w:t xml:space="preserve">to provide a proficient knowledge of the areas covered. </w:t>
+            </w:r>
+          </w:p>
+          <w:p>
+            <w:pPr>
+              <w:spacing w:after="0" w:line="360" w:lineRule="auto"/>
+              <w:jc w:val="both"/>
               <w:rPr>
                 <w:rFonts w:ascii="Century Gothic" w:eastAsia="Century Gothic" w:hAnsi="Century Gothic" w:cs="Century Gothic"/>
                 <w:color w:val="000000"/>
                 <w:sz w:val="20"/>
                 <w:szCs w:val="20"/>
               </w:rPr>
-              <w:t>to</w:t>
-            </w:r>
-            <w:proofErr w:type="gramEnd"/>
+            </w:pPr>
             <w:r>
               <w:rPr>
                 <w:rFonts w:ascii="Century Gothic" w:eastAsia="Century Gothic" w:hAnsi="Century Gothic" w:cs="Century Gothic"/>
@@ -5727,29 +5549,30 @@
                 <w:sz w:val="20"/>
                 <w:szCs w:val="20"/>
               </w:rPr>
-              <w:t xml:space="preserve"> provide a proficient knowledge of the areas covered. </w:t>
-            </w:r>
-          </w:p>
-          <w:p>
-            <w:pPr>
-              <w:spacing w:after="0" w:line="360" w:lineRule="auto"/>
-              <w:jc w:val="both"/>
+              <w:t>2.</w:t>
+            </w:r>
+            <w:r>
               <w:rPr>
                 <w:rFonts w:ascii="Century Gothic" w:eastAsia="Century Gothic" w:hAnsi="Century Gothic" w:cs="Century Gothic"/>
                 <w:color w:val="000000"/>
                 <w:sz w:val="20"/>
                 <w:szCs w:val="20"/>
               </w:rPr>
-            </w:pPr>
-            <w:r>
+              <w:tab/>
+              <w:t xml:space="preserve">for those entering the workplace in the area of systems development. </w:t>
+            </w:r>
+          </w:p>
+          <w:p>
+            <w:pPr>
+              <w:spacing w:after="0" w:line="360" w:lineRule="auto"/>
+              <w:jc w:val="both"/>
               <w:rPr>
                 <w:rFonts w:ascii="Century Gothic" w:eastAsia="Century Gothic" w:hAnsi="Century Gothic" w:cs="Century Gothic"/>
                 <w:color w:val="000000"/>
                 <w:sz w:val="20"/>
                 <w:szCs w:val="20"/>
               </w:rPr>
-              <w:t>2.</w:t>
-            </w:r>
+            </w:pPr>
             <w:r>
               <w:rPr>
                 <w:rFonts w:ascii="Century Gothic" w:eastAsia="Century Gothic" w:hAnsi="Century Gothic" w:cs="Century Gothic"/>
@@ -5757,19 +5580,20 @@
                 <w:sz w:val="20"/>
                 <w:szCs w:val="20"/>
               </w:rPr>
-              <w:tab/>
-            </w:r>
-            <w:proofErr w:type="gramStart"/>
-            <w:r>
+              <w:t xml:space="preserve">Qualifying learners are able to: </w:t>
+            </w:r>
+          </w:p>
+          <w:p>
+            <w:pPr>
+              <w:spacing w:after="0" w:line="360" w:lineRule="auto"/>
+              <w:jc w:val="both"/>
               <w:rPr>
                 <w:rFonts w:ascii="Century Gothic" w:eastAsia="Century Gothic" w:hAnsi="Century Gothic" w:cs="Century Gothic"/>
                 <w:color w:val="000000"/>
                 <w:sz w:val="20"/>
                 <w:szCs w:val="20"/>
               </w:rPr>
-              <w:t>for</w:t>
-            </w:r>
-            <w:proofErr w:type="gramEnd"/>
+            </w:pPr>
             <w:r>
               <w:rPr>
                 <w:rFonts w:ascii="Century Gothic" w:eastAsia="Century Gothic" w:hAnsi="Century Gothic" w:cs="Century Gothic"/>
@@ -5777,7 +5601,7 @@
                 <w:sz w:val="20"/>
                 <w:szCs w:val="20"/>
               </w:rPr>
-              <w:t xml:space="preserve"> those enter</w:t>
+              <w:t>1.</w:t>
             </w:r>
             <w:r>
               <w:rPr>
@@ -5786,7 +5610,8 @@
                 <w:sz w:val="20"/>
                 <w:szCs w:val="20"/>
               </w:rPr>
-              <w:t xml:space="preserve">ing the workplace in the area of systems development. </w:t>
+              <w:tab/>
+              <w:t xml:space="preserve">Apply the fundamental principles of procedural programming design techniques. </w:t>
             </w:r>
           </w:p>
           <w:p>
@@ -5807,29 +5632,30 @@
                 <w:sz w:val="20"/>
                 <w:szCs w:val="20"/>
               </w:rPr>
-              <w:t xml:space="preserve">Qualifying learners are able to: </w:t>
-            </w:r>
-          </w:p>
-          <w:p>
-            <w:pPr>
-              <w:spacing w:after="0" w:line="360" w:lineRule="auto"/>
-              <w:jc w:val="both"/>
+              <w:t>2.</w:t>
+            </w:r>
+            <w:r>
               <w:rPr>
                 <w:rFonts w:ascii="Century Gothic" w:eastAsia="Century Gothic" w:hAnsi="Century Gothic" w:cs="Century Gothic"/>
                 <w:color w:val="000000"/>
                 <w:sz w:val="20"/>
                 <w:szCs w:val="20"/>
               </w:rPr>
-            </w:pPr>
-            <w:r>
+              <w:tab/>
+              <w:t xml:space="preserve">Demonstrate an understanding of the features of a procedural computer program that will solve a given simple problem. </w:t>
+            </w:r>
+          </w:p>
+          <w:p>
+            <w:pPr>
+              <w:spacing w:after="0" w:line="360" w:lineRule="auto"/>
+              <w:jc w:val="both"/>
               <w:rPr>
                 <w:rFonts w:ascii="Century Gothic" w:eastAsia="Century Gothic" w:hAnsi="Century Gothic" w:cs="Century Gothic"/>
                 <w:color w:val="000000"/>
                 <w:sz w:val="20"/>
                 <w:szCs w:val="20"/>
               </w:rPr>
-              <w:t>1.</w:t>
-            </w:r>
+            </w:pPr>
             <w:r>
               <w:rPr>
                 <w:rFonts w:ascii="Century Gothic" w:eastAsia="Century Gothic" w:hAnsi="Century Gothic" w:cs="Century Gothic"/>
@@ -5837,106 +5663,17 @@
                 <w:sz w:val="20"/>
                 <w:szCs w:val="20"/>
               </w:rPr>
-              <w:tab/>
-              <w:t xml:space="preserve">Apply the fundamental principles of procedural programming design techniques. </w:t>
-            </w:r>
-          </w:p>
-          <w:p>
-            <w:pPr>
-              <w:spacing w:after="0" w:line="360" w:lineRule="auto"/>
-              <w:jc w:val="both"/>
+              <w:t>3.</w:t>
+            </w:r>
+            <w:r>
               <w:rPr>
                 <w:rFonts w:ascii="Century Gothic" w:eastAsia="Century Gothic" w:hAnsi="Century Gothic" w:cs="Century Gothic"/>
                 <w:color w:val="000000"/>
                 <w:sz w:val="20"/>
                 <w:szCs w:val="20"/>
               </w:rPr>
-            </w:pPr>
-            <w:r>
-              <w:rPr>
-                <w:rFonts w:ascii="Century Gothic" w:eastAsia="Century Gothic" w:hAnsi="Century Gothic" w:cs="Century Gothic"/>
-                <w:color w:val="000000"/>
-                <w:sz w:val="20"/>
-                <w:szCs w:val="20"/>
-              </w:rPr>
-              <w:t>2.</w:t>
-            </w:r>
-            <w:r>
-              <w:rPr>
-                <w:rFonts w:ascii="Century Gothic" w:eastAsia="Century Gothic" w:hAnsi="Century Gothic" w:cs="Century Gothic"/>
-                <w:color w:val="000000"/>
-                <w:sz w:val="20"/>
-                <w:szCs w:val="20"/>
-              </w:rPr>
               <w:tab/>
-            </w:r>
-            <w:r>
-              <w:rPr>
-                <w:rFonts w:ascii="Century Gothic" w:eastAsia="Century Gothic" w:hAnsi="Century Gothic" w:cs="Century Gothic"/>
-                <w:color w:val="000000"/>
-                <w:sz w:val="20"/>
-                <w:szCs w:val="20"/>
-              </w:rPr>
-              <w:t xml:space="preserve">Demonstrate an understanding of the features of a procedural computer program that will solve a given simple problem. </w:t>
-            </w:r>
-          </w:p>
-          <w:p>
-            <w:pPr>
-              <w:spacing w:after="0" w:line="360" w:lineRule="auto"/>
-              <w:jc w:val="both"/>
-              <w:rPr>
-                <w:rFonts w:ascii="Century Gothic" w:eastAsia="Century Gothic" w:hAnsi="Century Gothic" w:cs="Century Gothic"/>
-                <w:color w:val="000000"/>
-                <w:sz w:val="20"/>
-                <w:szCs w:val="20"/>
-              </w:rPr>
-            </w:pPr>
-            <w:r>
-              <w:rPr>
-                <w:rFonts w:ascii="Century Gothic" w:eastAsia="Century Gothic" w:hAnsi="Century Gothic" w:cs="Century Gothic"/>
-                <w:color w:val="000000"/>
-                <w:sz w:val="20"/>
-                <w:szCs w:val="20"/>
-              </w:rPr>
-              <w:t>3.</w:t>
-            </w:r>
-            <w:r>
-              <w:rPr>
-                <w:rFonts w:ascii="Century Gothic" w:eastAsia="Century Gothic" w:hAnsi="Century Gothic" w:cs="Century Gothic"/>
-                <w:color w:val="000000"/>
-                <w:sz w:val="20"/>
-                <w:szCs w:val="20"/>
-              </w:rPr>
-              <w:tab/>
-            </w:r>
-            <w:r>
-              <w:rPr>
-                <w:rFonts w:ascii="Century Gothic" w:eastAsia="Century Gothic" w:hAnsi="Century Gothic" w:cs="Century Gothic"/>
-                <w:color w:val="000000"/>
-                <w:sz w:val="20"/>
-                <w:szCs w:val="20"/>
-              </w:rPr>
-              <w:t xml:space="preserve">Operate procedural computer program development </w:t>
-            </w:r>
-            <w:proofErr w:type="spellStart"/>
-            <w:r>
-              <w:rPr>
-                <w:rFonts w:ascii="Century Gothic" w:eastAsia="Century Gothic" w:hAnsi="Century Gothic" w:cs="Century Gothic"/>
-                <w:color w:val="000000"/>
-                <w:sz w:val="20"/>
-                <w:szCs w:val="20"/>
-              </w:rPr>
-              <w:t>toolsThe</w:t>
-            </w:r>
-            <w:proofErr w:type="spellEnd"/>
-            <w:r>
-              <w:rPr>
-                <w:rFonts w:ascii="Century Gothic" w:eastAsia="Century Gothic" w:hAnsi="Century Gothic" w:cs="Century Gothic"/>
-                <w:color w:val="000000"/>
-                <w:sz w:val="20"/>
-                <w:szCs w:val="20"/>
-              </w:rPr>
-              <w:t xml:space="preserve"> performance of all elements is to a standard that allows for further learning in this area.</w:t>
+              <w:t>Operate procedural computer program development toolsThe performance of all elements is to a standard that allows for further learning in this area.</w:t>
             </w:r>
           </w:p>
         </w:tc>
@@ -6021,16 +5758,7 @@
                 <w:sz w:val="20"/>
                 <w:szCs w:val="20"/>
               </w:rPr>
-              <w:t>The credit value of this unit is based on a person having the pri</w:t>
-            </w:r>
-            <w:r>
-              <w:rPr>
-                <w:rFonts w:ascii="Century Gothic" w:eastAsia="Century Gothic" w:hAnsi="Century Gothic" w:cs="Century Gothic"/>
-                <w:color w:val="000000"/>
-                <w:sz w:val="20"/>
-                <w:szCs w:val="20"/>
-              </w:rPr>
-              <w:t xml:space="preserve">or knowledge and skills to: </w:t>
+              <w:t xml:space="preserve">The credit value of this unit is based on a person having the prior knowledge and skills to: </w:t>
             </w:r>
           </w:p>
           <w:p>
@@ -6235,13 +5963,7 @@
               <w:rPr>
                 <w:rFonts w:ascii="Century Gothic" w:eastAsia="Century Gothic" w:hAnsi="Century Gothic" w:cs="Century Gothic"/>
               </w:rPr>
-              <w:t xml:space="preserve">3. The application includes the creation of a decision table for a </w:t>
-            </w:r>
-            <w:r>
-              <w:rPr>
-                <w:rFonts w:ascii="Century Gothic" w:eastAsia="Century Gothic" w:hAnsi="Century Gothic" w:cs="Century Gothic"/>
-              </w:rPr>
-              <w:t xml:space="preserve">given simple problem </w:t>
+              <w:t xml:space="preserve">3. The application includes the creation of a decision table for a given simple problem </w:t>
             </w:r>
           </w:p>
           <w:p>
@@ -6661,19 +6383,7 @@
         <w:rPr>
           <w:rFonts w:ascii="Century Gothic" w:eastAsia="Century Gothic" w:hAnsi="Century Gothic" w:cs="Century Gothic"/>
         </w:rPr>
-        <w:t>________________________________________________________________________________________________________________________________________________________________________________________________________________________________________________________________</w:t>
-      </w:r>
-      <w:r>
-        <w:rPr>
-          <w:rFonts w:ascii="Century Gothic" w:eastAsia="Century Gothic" w:hAnsi="Century Gothic" w:cs="Century Gothic"/>
-        </w:rPr>
-        <w:t>________________________________________________________________________________________________________________________________________________________________________________________________________________________________________________________________</w:t>
-      </w:r>
-      <w:r>
-        <w:rPr>
-          <w:rFonts w:ascii="Century Gothic" w:eastAsia="Century Gothic" w:hAnsi="Century Gothic" w:cs="Century Gothic"/>
-        </w:rPr>
-        <w:t>___________________________________________________________________________________</w:t>
+        <w:t>___________________________________________________________________________________________________________________________________________________________________________________________________________________________________________________________________________________________________________________________________________________________________________________________________________________________________________________________________________________________________________________________________________________________________________________________________________________</w:t>
       </w:r>
     </w:p>
     <w:p>
@@ -6689,13 +6399,7 @@
           <w:rFonts w:ascii="Century Gothic" w:eastAsia="Century Gothic" w:hAnsi="Century Gothic" w:cs="Century Gothic"/>
         </w:rPr>
         <w:lastRenderedPageBreak/>
-        <w:t>____________________________________________________________________________________________________________________________________________________________________________</w:t>
-      </w:r>
-      <w:r>
-        <w:rPr>
-          <w:rFonts w:ascii="Century Gothic" w:eastAsia="Century Gothic" w:hAnsi="Century Gothic" w:cs="Century Gothic"/>
-        </w:rPr>
-        <w:t>___________________________________________________________________________________</w:t>
+        <w:t>_______________________________________________________________________________________________________________________________________________________________________________________________________________________________________________________________</w:t>
       </w:r>
     </w:p>
     <w:p>
@@ -6725,13 +6429,7 @@
         <w:rPr>
           <w:rFonts w:ascii="Century Gothic" w:eastAsia="Century Gothic" w:hAnsi="Century Gothic" w:cs="Century Gothic"/>
         </w:rPr>
-        <w:t xml:space="preserve"> </w:t>
-      </w:r>
-      <w:r>
-        <w:rPr>
-          <w:rFonts w:ascii="Century Gothic" w:eastAsia="Century Gothic" w:hAnsi="Century Gothic" w:cs="Century Gothic"/>
-        </w:rPr>
-        <w:t>____________________________________________________________________________________  __________________________________________________________________________________________________________________________________________________________________________</w:t>
+        <w:t xml:space="preserve"> ____________________________________________________________________________________  __________________________________________________________________________________________________________________________________________________________________________</w:t>
       </w:r>
     </w:p>
     <w:p>
@@ -6791,13 +6489,7 @@
         <w:rPr>
           <w:rFonts w:ascii="Century Gothic" w:eastAsia="Century Gothic" w:hAnsi="Century Gothic" w:cs="Century Gothic"/>
         </w:rPr>
-        <w:t>_____________________________________________________________________________________</w:t>
-      </w:r>
-      <w:r>
-        <w:rPr>
-          <w:rFonts w:ascii="Century Gothic" w:eastAsia="Century Gothic" w:hAnsi="Century Gothic" w:cs="Century Gothic"/>
-        </w:rPr>
-        <w:t>_____________________________________________________________________________________</w:t>
+        <w:t>__________________________________________________________________________________________________________________________________________________________________________</w:t>
       </w:r>
     </w:p>
     <w:p>
@@ -6842,13 +6534,7 @@
         <w:rPr>
           <w:rFonts w:ascii="Century Gothic" w:eastAsia="Century Gothic" w:hAnsi="Century Gothic" w:cs="Century Gothic"/>
         </w:rPr>
-        <w:t>_________________________________________________________________________________________________________________________________________________________________________</w:t>
-      </w:r>
-      <w:r>
-        <w:rPr>
-          <w:rFonts w:ascii="Century Gothic" w:eastAsia="Century Gothic" w:hAnsi="Century Gothic" w:cs="Century Gothic"/>
-        </w:rPr>
-        <w:t xml:space="preserve">______________________________________________________________________________________ </w:t>
+        <w:t xml:space="preserve">_______________________________________________________________________________________________________________________________________________________________________________________________________________________________________________________________ </w:t>
       </w:r>
     </w:p>
     <w:p>
@@ -6863,13 +6549,7 @@
         <w:rPr>
           <w:rFonts w:ascii="Century Gothic" w:eastAsia="Century Gothic" w:hAnsi="Century Gothic" w:cs="Century Gothic"/>
         </w:rPr>
-        <w:t>________________________________________________________________________________________________________________________________________________________________________</w:t>
-      </w:r>
-      <w:r>
-        <w:rPr>
-          <w:rFonts w:ascii="Century Gothic" w:eastAsia="Century Gothic" w:hAnsi="Century Gothic" w:cs="Century Gothic"/>
-        </w:rPr>
-        <w:t>__</w:t>
+        <w:t>__________________________________________________________________________________________________________________________________________________________________________</w:t>
       </w:r>
     </w:p>
     <w:p>
@@ -6899,13 +6579,7 @@
         <w:rPr>
           <w:rFonts w:ascii="Century Gothic" w:eastAsia="Century Gothic" w:hAnsi="Century Gothic" w:cs="Century Gothic"/>
         </w:rPr>
-        <w:t>__________________________________________________________________________________</w:t>
-      </w:r>
-      <w:r>
-        <w:rPr>
-          <w:rFonts w:ascii="Century Gothic" w:eastAsia="Century Gothic" w:hAnsi="Century Gothic" w:cs="Century Gothic"/>
-        </w:rPr>
-        <w:t>_____________________________________________________________________________________________________________________________________________________________________________</w:t>
+        <w:t>_______________________________________________________________________________________________________________________________________________________________________________________________________________________________________________________________</w:t>
       </w:r>
     </w:p>
     <w:p>
@@ -6920,13 +6594,7 @@
         <w:rPr>
           <w:rFonts w:ascii="Century Gothic" w:eastAsia="Century Gothic" w:hAnsi="Century Gothic" w:cs="Century Gothic"/>
         </w:rPr>
-        <w:t>__________________________________________________________________________________</w:t>
-      </w:r>
-      <w:r>
-        <w:rPr>
-          <w:rFonts w:ascii="Century Gothic" w:eastAsia="Century Gothic" w:hAnsi="Century Gothic" w:cs="Century Gothic"/>
-        </w:rPr>
-        <w:t>________________________________________________________________________________________</w:t>
+        <w:t>__________________________________________________________________________________________________________________________________________________________________________</w:t>
       </w:r>
     </w:p>
     <w:p>
@@ -6941,13 +6609,7 @@
         <w:rPr>
           <w:rFonts w:ascii="Century Gothic" w:eastAsia="Century Gothic" w:hAnsi="Century Gothic" w:cs="Century Gothic"/>
         </w:rPr>
-        <w:t>_______________________________________________________________________________________________________________________________________________________________________</w:t>
-      </w:r>
-      <w:r>
-        <w:rPr>
-          <w:rFonts w:ascii="Century Gothic" w:eastAsia="Century Gothic" w:hAnsi="Century Gothic" w:cs="Century Gothic"/>
-        </w:rPr>
-        <w:t>___</w:t>
+        <w:t>__________________________________________________________________________________________________________________________________________________________________________</w:t>
       </w:r>
     </w:p>
     <w:tbl>
@@ -7156,13 +6818,7 @@
         <w:rPr>
           <w:rFonts w:ascii="Century Gothic" w:eastAsia="Century Gothic" w:hAnsi="Century Gothic" w:cs="Century Gothic"/>
         </w:rPr>
-        <w:t>_____________________________________________________________________________________</w:t>
-      </w:r>
-      <w:r>
-        <w:rPr>
-          <w:rFonts w:ascii="Century Gothic" w:eastAsia="Century Gothic" w:hAnsi="Century Gothic" w:cs="Century Gothic"/>
-        </w:rPr>
-        <w:t>_____________________________________________________________________________________</w:t>
+        <w:t>__________________________________________________________________________________________________________________________________________________________________________</w:t>
       </w:r>
     </w:p>
     <w:p>
@@ -7177,13 +6833,7 @@
         <w:rPr>
           <w:rFonts w:ascii="Century Gothic" w:eastAsia="Century Gothic" w:hAnsi="Century Gothic" w:cs="Century Gothic"/>
         </w:rPr>
-        <w:t>__________________________________________________________________________________________________________________________________________________________________________</w:t>
-      </w:r>
-      <w:r>
-        <w:rPr>
-          <w:rFonts w:ascii="Century Gothic" w:eastAsia="Century Gothic" w:hAnsi="Century Gothic" w:cs="Century Gothic"/>
-        </w:rPr>
-        <w:t>_____________________________________________________________________________________</w:t>
+        <w:t>_______________________________________________________________________________________________________________________________________________________________________________________________________________________________________________________________</w:t>
       </w:r>
     </w:p>
     <w:p>
@@ -7213,13 +6863,7 @@
         <w:rPr>
           <w:rFonts w:ascii="Century Gothic" w:eastAsia="Century Gothic" w:hAnsi="Century Gothic" w:cs="Century Gothic"/>
         </w:rPr>
-        <w:t>_______________________________________________________________________________________________________________________________________________________________________________________________________________________________________________________________</w:t>
-      </w:r>
-      <w:r>
-        <w:rPr>
-          <w:rFonts w:ascii="Century Gothic" w:eastAsia="Century Gothic" w:hAnsi="Century Gothic" w:cs="Century Gothic"/>
-        </w:rPr>
-        <w:t>_____________________________________________________________________________________</w:t>
+        <w:t>____________________________________________________________________________________________________________________________________________________________________________________________________________________________________________________________________________________________________________________________________________________</w:t>
       </w:r>
     </w:p>
     <w:tbl>
@@ -7442,13 +7086,7 @@
         <w:rPr>
           <w:rFonts w:ascii="Century Gothic" w:eastAsia="Century Gothic" w:hAnsi="Century Gothic" w:cs="Century Gothic"/>
         </w:rPr>
-        <w:t>_</w:t>
-      </w:r>
-      <w:r>
-        <w:rPr>
-          <w:rFonts w:ascii="Century Gothic" w:eastAsia="Century Gothic" w:hAnsi="Century Gothic" w:cs="Century Gothic"/>
-        </w:rPr>
-        <w:t>____________________________________________________________________________________</w:t>
+        <w:t>_____________________________________________________________________________________</w:t>
       </w:r>
     </w:p>
     <w:p>
@@ -7478,13 +7116,7 @@
         <w:rPr>
           <w:rFonts w:ascii="Century Gothic" w:eastAsia="Century Gothic" w:hAnsi="Century Gothic" w:cs="Century Gothic"/>
         </w:rPr>
-        <w:t>_____________________________________________________________________________________</w:t>
-      </w:r>
-      <w:r>
-        <w:rPr>
-          <w:rFonts w:ascii="Century Gothic" w:eastAsia="Century Gothic" w:hAnsi="Century Gothic" w:cs="Century Gothic"/>
-        </w:rPr>
-        <w:t xml:space="preserve"> </w:t>
+        <w:t xml:space="preserve">_____________________________________________________________________________________ </w:t>
       </w:r>
     </w:p>
     <w:p>
@@ -7529,13 +7161,7 @@
         <w:rPr>
           <w:rFonts w:ascii="Century Gothic" w:eastAsia="Century Gothic" w:hAnsi="Century Gothic" w:cs="Century Gothic"/>
         </w:rPr>
-        <w:t>_________________________________________________________________________________</w:t>
-      </w:r>
-      <w:r>
-        <w:rPr>
-          <w:rFonts w:ascii="Century Gothic" w:eastAsia="Century Gothic" w:hAnsi="Century Gothic" w:cs="Century Gothic"/>
-        </w:rPr>
-        <w:t>_________________________________________________________________________________________</w:t>
+        <w:t>__________________________________________________________________________________________________________________________________________________________________________</w:t>
       </w:r>
     </w:p>
     <w:p>
@@ -7565,13 +7191,7 @@
         <w:rPr>
           <w:rFonts w:ascii="Century Gothic" w:eastAsia="Century Gothic" w:hAnsi="Century Gothic" w:cs="Century Gothic"/>
         </w:rPr>
-        <w:t>________________________________________________________________________________</w:t>
-      </w:r>
-      <w:r>
-        <w:rPr>
-          <w:rFonts w:ascii="Century Gothic" w:eastAsia="Century Gothic" w:hAnsi="Century Gothic" w:cs="Century Gothic"/>
-        </w:rPr>
-        <w:t>_______________________________________________________________________________________________________________________________________________________________________________</w:t>
+        <w:t>_______________________________________________________________________________________________________________________________________________________________________________________________________________________________________________________________</w:t>
       </w:r>
     </w:p>
     <w:tbl>
@@ -7979,13 +7599,7 @@
         <w:rPr>
           <w:rFonts w:ascii="Century Gothic" w:eastAsia="Century Gothic" w:hAnsi="Century Gothic" w:cs="Century Gothic"/>
         </w:rPr>
-        <w:t>_____________________________________________________________________________________</w:t>
-      </w:r>
-      <w:r>
-        <w:rPr>
-          <w:rFonts w:ascii="Century Gothic" w:eastAsia="Century Gothic" w:hAnsi="Century Gothic" w:cs="Century Gothic"/>
-        </w:rPr>
-        <w:t>_____________________________________________________________________________________</w:t>
+        <w:t>__________________________________________________________________________________________________________________________________________________________________________</w:t>
       </w:r>
     </w:p>
     <w:p>
@@ -8030,13 +7644,7 @@
         <w:rPr>
           <w:rFonts w:ascii="Century Gothic" w:eastAsia="Century Gothic" w:hAnsi="Century Gothic" w:cs="Century Gothic"/>
         </w:rPr>
-        <w:t>_</w:t>
-      </w:r>
-      <w:r>
-        <w:rPr>
-          <w:rFonts w:ascii="Century Gothic" w:eastAsia="Century Gothic" w:hAnsi="Century Gothic" w:cs="Century Gothic"/>
-        </w:rPr>
-        <w:t>_________________________________________________________________________________________________________________________________________________________________________</w:t>
+        <w:t>__________________________________________________________________________________________________________________________________________________________________________</w:t>
       </w:r>
     </w:p>
     <w:p>
@@ -8052,13 +7660,7 @@
           <w:rFonts w:ascii="Century Gothic" w:eastAsia="Century Gothic" w:hAnsi="Century Gothic" w:cs="Century Gothic"/>
         </w:rPr>
         <w:lastRenderedPageBreak/>
-        <w:t>______________________________________________________________________________________</w:t>
-      </w:r>
-      <w:r>
-        <w:rPr>
-          <w:rFonts w:ascii="Century Gothic" w:eastAsia="Century Gothic" w:hAnsi="Century Gothic" w:cs="Century Gothic"/>
-        </w:rPr>
-        <w:t>____________________________________________________________________________________</w:t>
+        <w:t>__________________________________________________________________________________________________________________________________________________________________________</w:t>
       </w:r>
     </w:p>
     <w:tbl>
@@ -8281,13 +7883,7 @@
         <w:rPr>
           <w:rFonts w:ascii="Century Gothic" w:eastAsia="Century Gothic" w:hAnsi="Century Gothic" w:cs="Century Gothic"/>
         </w:rPr>
-        <w:t>_____________________________________________________________________________________</w:t>
-      </w:r>
-      <w:r>
-        <w:rPr>
-          <w:rFonts w:ascii="Century Gothic" w:eastAsia="Century Gothic" w:hAnsi="Century Gothic" w:cs="Century Gothic"/>
-        </w:rPr>
-        <w:t>_____________________________________________________________________________________</w:t>
+        <w:t>__________________________________________________________________________________________________________________________________________________________________________</w:t>
       </w:r>
     </w:p>
     <w:p>
@@ -8347,13 +7943,7 @@
         <w:rPr>
           <w:rFonts w:ascii="Century Gothic" w:eastAsia="Century Gothic" w:hAnsi="Century Gothic" w:cs="Century Gothic"/>
         </w:rPr>
-        <w:t>_________________________________________________________________________________________________________________________________________________________________________</w:t>
-      </w:r>
-      <w:r>
-        <w:rPr>
-          <w:rFonts w:ascii="Century Gothic" w:eastAsia="Century Gothic" w:hAnsi="Century Gothic" w:cs="Century Gothic"/>
-        </w:rPr>
-        <w:t>______________________________________________________________________________________</w:t>
+        <w:t>_______________________________________________________________________________________________________________________________________________________________________________________________________________________________________________________________</w:t>
       </w:r>
     </w:p>
     <w:p>
@@ -8368,13 +7958,7 @@
         <w:rPr>
           <w:rFonts w:ascii="Century Gothic" w:eastAsia="Century Gothic" w:hAnsi="Century Gothic" w:cs="Century Gothic"/>
         </w:rPr>
-        <w:t>_________________________________________________________________________________________________________________________________________________________________________</w:t>
-      </w:r>
-      <w:r>
-        <w:rPr>
-          <w:rFonts w:ascii="Century Gothic" w:eastAsia="Century Gothic" w:hAnsi="Century Gothic" w:cs="Century Gothic"/>
-        </w:rPr>
-        <w:t>_</w:t>
+        <w:t>__________________________________________________________________________________________________________________________________________________________________________</w:t>
       </w:r>
     </w:p>
     <w:p>
@@ -8389,13 +7973,7 @@
         <w:rPr>
           <w:rFonts w:ascii="Century Gothic" w:eastAsia="Century Gothic" w:hAnsi="Century Gothic" w:cs="Century Gothic"/>
         </w:rPr>
-        <w:t>______________________________________________________________________________________________________________________________________________________________________________________________________________________________________________________________</w:t>
-      </w:r>
-      <w:r>
-        <w:rPr>
-          <w:rFonts w:ascii="Century Gothic" w:eastAsia="Century Gothic" w:hAnsi="Century Gothic" w:cs="Century Gothic"/>
-        </w:rPr>
-        <w:t>_</w:t>
+        <w:t>_______________________________________________________________________________________________________________________________________________________________________________________________________________________________________________________________</w:t>
       </w:r>
     </w:p>
     <w:p>
@@ -8440,19 +8018,7 @@
         <w:rPr>
           <w:rFonts w:ascii="Century Gothic" w:eastAsia="Century Gothic" w:hAnsi="Century Gothic" w:cs="Century Gothic"/>
         </w:rPr>
-        <w:t>__________________________________________________________________________________</w:t>
-      </w:r>
-      <w:r>
-        <w:rPr>
-          <w:rFonts w:ascii="Century Gothic" w:eastAsia="Century Gothic" w:hAnsi="Century Gothic" w:cs="Century Gothic"/>
-        </w:rPr>
-        <w:t>________________________________________________________________________________________________________________________________________________________________________________________________________________________________________________________________</w:t>
-      </w:r>
-      <w:r>
-        <w:rPr>
-          <w:rFonts w:ascii="Century Gothic" w:eastAsia="Century Gothic" w:hAnsi="Century Gothic" w:cs="Century Gothic"/>
-        </w:rPr>
-        <w:t>__</w:t>
+        <w:t>____________________________________________________________________________________________________________________________________________________________________________________________________________________________________________________________________________________________________________________________________________________</w:t>
       </w:r>
     </w:p>
     <w:p>
@@ -8483,13 +8049,7 @@
           <w:rFonts w:ascii="Century Gothic" w:eastAsia="Century Gothic" w:hAnsi="Century Gothic" w:cs="Century Gothic"/>
         </w:rPr>
         <w:lastRenderedPageBreak/>
-        <w:t>_______________________________________________________________________________________________________________________________________________________________________</w:t>
-      </w:r>
-      <w:r>
-        <w:rPr>
-          <w:rFonts w:ascii="Century Gothic" w:eastAsia="Century Gothic" w:hAnsi="Century Gothic" w:cs="Century Gothic"/>
-        </w:rPr>
-        <w:t>___</w:t>
+        <w:t>__________________________________________________________________________________________________________________________________________________________________________</w:t>
       </w:r>
     </w:p>
     <w:tbl>
@@ -8670,13 +8230,7 @@
         <w:rPr>
           <w:rFonts w:ascii="Century Gothic" w:eastAsia="Century Gothic" w:hAnsi="Century Gothic" w:cs="Century Gothic"/>
         </w:rPr>
-        <w:t>______________________________________________________________________________</w:t>
-      </w:r>
-      <w:r>
-        <w:rPr>
-          <w:rFonts w:ascii="Century Gothic" w:eastAsia="Century Gothic" w:hAnsi="Century Gothic" w:cs="Century Gothic"/>
-        </w:rPr>
-        <w:t>_______</w:t>
+        <w:t>_____________________________________________________________________________________</w:t>
       </w:r>
     </w:p>
     <w:tbl>
@@ -8899,13 +8453,7 @@
         <w:rPr>
           <w:rFonts w:ascii="Century Gothic" w:eastAsia="Century Gothic" w:hAnsi="Century Gothic" w:cs="Century Gothic"/>
         </w:rPr>
-        <w:t>_____________________________________________________________________________________ ____________________________________________________________________________________</w:t>
-      </w:r>
-      <w:r>
-        <w:rPr>
-          <w:rFonts w:ascii="Century Gothic" w:eastAsia="Century Gothic" w:hAnsi="Century Gothic" w:cs="Century Gothic"/>
-        </w:rPr>
-        <w:t>______________________________________________________________________________________</w:t>
+        <w:t>_____________________________________________________________________________________ __________________________________________________________________________________________________________________________________________________________________________</w:t>
       </w:r>
     </w:p>
     <w:p>
@@ -8920,13 +8468,7 @@
         <w:rPr>
           <w:rFonts w:ascii="Century Gothic" w:eastAsia="Century Gothic" w:hAnsi="Century Gothic" w:cs="Century Gothic"/>
         </w:rPr>
-        <w:t>_________________________________________________________________________________________________________________________________________________________________________</w:t>
-      </w:r>
-      <w:r>
-        <w:rPr>
-          <w:rFonts w:ascii="Century Gothic" w:eastAsia="Century Gothic" w:hAnsi="Century Gothic" w:cs="Century Gothic"/>
-        </w:rPr>
-        <w:t>_</w:t>
+        <w:t>__________________________________________________________________________________________________________________________________________________________________________</w:t>
       </w:r>
     </w:p>
     <w:p>
@@ -8971,13 +8513,7 @@
         <w:rPr>
           <w:rFonts w:ascii="Century Gothic" w:eastAsia="Century Gothic" w:hAnsi="Century Gothic" w:cs="Century Gothic"/>
         </w:rPr>
-        <w:t>__________________________________________________________________________________</w:t>
-      </w:r>
-      <w:r>
-        <w:rPr>
-          <w:rFonts w:ascii="Century Gothic" w:eastAsia="Century Gothic" w:hAnsi="Century Gothic" w:cs="Century Gothic"/>
-        </w:rPr>
-        <w:t>___</w:t>
+        <w:t>_____________________________________________________________________________________</w:t>
       </w:r>
     </w:p>
     <w:p>
@@ -9266,19 +8802,7 @@
         <w:rPr>
           <w:rFonts w:ascii="Century Gothic" w:eastAsia="Century Gothic" w:hAnsi="Century Gothic" w:cs="Century Gothic"/>
         </w:rPr>
-        <w:t>_______________________________________________________________________________________________________________________________________________________________________________________________________________________________________________________________</w:t>
-      </w:r>
-      <w:r>
-        <w:rPr>
-          <w:rFonts w:ascii="Century Gothic" w:eastAsia="Century Gothic" w:hAnsi="Century Gothic" w:cs="Century Gothic"/>
-        </w:rPr>
-        <w:t>________________________________________________________________________________________________________________________________________________________________________________________________________________________________________________________________</w:t>
-      </w:r>
-      <w:r>
-        <w:rPr>
-          <w:rFonts w:ascii="Century Gothic" w:eastAsia="Century Gothic" w:hAnsi="Century Gothic" w:cs="Century Gothic"/>
-        </w:rPr>
-        <w:t>_______________________________________________________________________________________________________________________________________________________________________</w:t>
+        <w:t>______________________________________________________________________________________________________________________________________________________________________________________________________________________________________________________________________________________________________________________________________________________________________________________________________________________________________________________________________________________________________________________________________________________________________________________________________________________________________________________________________________________________________</w:t>
       </w:r>
     </w:p>
     <w:p>
@@ -9293,13 +8817,7 @@
         <w:rPr>
           <w:rFonts w:ascii="Century Gothic" w:eastAsia="Century Gothic" w:hAnsi="Century Gothic" w:cs="Century Gothic"/>
         </w:rPr>
-        <w:t>________________________________________________________________________________________</w:t>
-      </w:r>
-      <w:r>
-        <w:rPr>
-          <w:rFonts w:ascii="Century Gothic" w:eastAsia="Century Gothic" w:hAnsi="Century Gothic" w:cs="Century Gothic"/>
-        </w:rPr>
-        <w:t>__________________________________________________________________________________</w:t>
+        <w:t>__________________________________________________________________________________________________________________________________________________________________________</w:t>
       </w:r>
     </w:p>
     <w:p>
@@ -9329,13 +8847,7 @@
         <w:rPr>
           <w:rFonts w:ascii="Century Gothic" w:eastAsia="Century Gothic" w:hAnsi="Century Gothic" w:cs="Century Gothic"/>
         </w:rPr>
-        <w:t>_______________________________________________________________________________________</w:t>
-      </w:r>
-      <w:r>
-        <w:rPr>
-          <w:rFonts w:ascii="Century Gothic" w:eastAsia="Century Gothic" w:hAnsi="Century Gothic" w:cs="Century Gothic"/>
-        </w:rPr>
-        <w:t>___________________________________________________________________________________</w:t>
+        <w:t>__________________________________________________________________________________________________________________________________________________________________________</w:t>
       </w:r>
     </w:p>
     <w:p>
@@ -9350,13 +8862,7 @@
         <w:rPr>
           <w:rFonts w:ascii="Century Gothic" w:eastAsia="Century Gothic" w:hAnsi="Century Gothic" w:cs="Century Gothic"/>
         </w:rPr>
-        <w:t>____________________________________________________________________________________________________________________________________________________________________________</w:t>
-      </w:r>
-      <w:r>
-        <w:rPr>
-          <w:rFonts w:ascii="Century Gothic" w:eastAsia="Century Gothic" w:hAnsi="Century Gothic" w:cs="Century Gothic"/>
-        </w:rPr>
-        <w:t>___________________________________________________________________________________</w:t>
+        <w:t>_______________________________________________________________________________________________________________________________________________________________________________________________________________________________________________________________</w:t>
       </w:r>
     </w:p>
     <w:p>
@@ -9386,13 +8892,7 @@
         <w:rPr>
           <w:rFonts w:ascii="Century Gothic" w:eastAsia="Century Gothic" w:hAnsi="Century Gothic" w:cs="Century Gothic"/>
         </w:rPr>
-        <w:t>_</w:t>
-      </w:r>
-      <w:r>
-        <w:rPr>
-          <w:rFonts w:ascii="Century Gothic" w:eastAsia="Century Gothic" w:hAnsi="Century Gothic" w:cs="Century Gothic"/>
-        </w:rPr>
-        <w:t>_________________________________________________________________________________________________________________________________________________________________________</w:t>
+        <w:t>__________________________________________________________________________________________________________________________________________________________________________</w:t>
       </w:r>
     </w:p>
     <w:tbl>
@@ -9556,13 +9056,7 @@
               <w:rPr>
                 <w:rFonts w:ascii="Century Gothic" w:eastAsia="Century Gothic" w:hAnsi="Century Gothic" w:cs="Century Gothic"/>
               </w:rPr>
-              <w:t>The application uses logic flow techniques to solve given e</w:t>
-            </w:r>
-            <w:r>
-              <w:rPr>
-                <w:rFonts w:ascii="Century Gothic" w:eastAsia="Century Gothic" w:hAnsi="Century Gothic" w:cs="Century Gothic"/>
-              </w:rPr>
-              <w:t xml:space="preserve">lementary problems. </w:t>
+              <w:t xml:space="preserve">The application uses logic flow techniques to solve given elementary problems. </w:t>
             </w:r>
           </w:p>
         </w:tc>
@@ -9788,13 +9282,7 @@
         <w:rPr>
           <w:rFonts w:ascii="Century Gothic" w:eastAsia="Century Gothic" w:hAnsi="Century Gothic" w:cs="Century Gothic"/>
         </w:rPr>
-        <w:t>__________________________________________________________________________________________________________________________________________________________________________</w:t>
-      </w:r>
-      <w:r>
-        <w:rPr>
-          <w:rFonts w:ascii="Century Gothic" w:eastAsia="Century Gothic" w:hAnsi="Century Gothic" w:cs="Century Gothic"/>
-        </w:rPr>
-        <w:t>_____________________________________________________________________________________</w:t>
+        <w:t>_______________________________________________________________________________________________________________________________________________________________________________________________________________________________________________________________</w:t>
       </w:r>
     </w:p>
     <w:p>
@@ -9839,13 +9327,7 @@
         <w:rPr>
           <w:rFonts w:ascii="Century Gothic" w:eastAsia="Century Gothic" w:hAnsi="Century Gothic" w:cs="Century Gothic"/>
         </w:rPr>
-        <w:t>____________________________________________________________________________________</w:t>
-      </w:r>
-      <w:r>
-        <w:rPr>
-          <w:rFonts w:ascii="Century Gothic" w:eastAsia="Century Gothic" w:hAnsi="Century Gothic" w:cs="Century Gothic"/>
-        </w:rPr>
-        <w:t xml:space="preserve">______________________________________________________________________________________ </w:t>
+        <w:t xml:space="preserve">__________________________________________________________________________________________________________________________________________________________________________ </w:t>
       </w:r>
     </w:p>
     <w:p>
@@ -9875,13 +9357,7 @@
         <w:rPr>
           <w:rFonts w:ascii="Century Gothic" w:eastAsia="Century Gothic" w:hAnsi="Century Gothic" w:cs="Century Gothic"/>
         </w:rPr>
-        <w:t>__________________________________________________________________________________</w:t>
-      </w:r>
-      <w:r>
-        <w:rPr>
-          <w:rFonts w:ascii="Century Gothic" w:eastAsia="Century Gothic" w:hAnsi="Century Gothic" w:cs="Century Gothic"/>
-        </w:rPr>
-        <w:t>___</w:t>
+        <w:t>_____________________________________________________________________________________</w:t>
       </w:r>
     </w:p>
     <w:p>
@@ -9896,13 +9372,7 @@
         <w:rPr>
           <w:rFonts w:ascii="Century Gothic" w:eastAsia="Century Gothic" w:hAnsi="Century Gothic" w:cs="Century Gothic"/>
         </w:rPr>
-        <w:t>____________________________________________________________________________________________________________________________________________________________________________________________________________________________________________________________</w:t>
-      </w:r>
-      <w:r>
-        <w:rPr>
-          <w:rFonts w:ascii="Century Gothic" w:eastAsia="Century Gothic" w:hAnsi="Century Gothic" w:cs="Century Gothic"/>
-        </w:rPr>
-        <w:t>___</w:t>
+        <w:t>_______________________________________________________________________________________________________________________________________________________________________________________________________________________________________________________________</w:t>
       </w:r>
     </w:p>
     <w:p>
@@ -10135,13 +9605,7 @@
         <w:rPr>
           <w:rFonts w:ascii="Century Gothic" w:eastAsia="Century Gothic" w:hAnsi="Century Gothic" w:cs="Century Gothic"/>
         </w:rPr>
-        <w:t>________________________________________________________________________________________________________________________________________________________________________________________________________</w:t>
-      </w:r>
-      <w:r>
-        <w:rPr>
-          <w:rFonts w:ascii="Century Gothic" w:eastAsia="Century Gothic" w:hAnsi="Century Gothic" w:cs="Century Gothic"/>
-        </w:rPr>
-        <w:t>_______________________________________________________</w:t>
+        <w:t>_______________________________________________________________________________________________________________________________________________________________________________________________________________________________________________________________</w:t>
       </w:r>
     </w:p>
     <w:p>
@@ -10216,13 +9680,7 @@
         <w:rPr>
           <w:rFonts w:ascii="Century Gothic" w:eastAsia="Century Gothic" w:hAnsi="Century Gothic" w:cs="Century Gothic"/>
         </w:rPr>
-        <w:t>_____________________________________________________________________________________ __________________________________________________________________________________</w:t>
-      </w:r>
-      <w:r>
-        <w:rPr>
-          <w:rFonts w:ascii="Century Gothic" w:eastAsia="Century Gothic" w:hAnsi="Century Gothic" w:cs="Century Gothic"/>
-        </w:rPr>
-        <w:t>___</w:t>
+        <w:t>_____________________________________________________________________________________ _____________________________________________________________________________________</w:t>
       </w:r>
     </w:p>
     <w:p>
@@ -10252,13 +9710,7 @@
         <w:rPr>
           <w:rFonts w:ascii="Century Gothic" w:eastAsia="Century Gothic" w:hAnsi="Century Gothic" w:cs="Century Gothic"/>
         </w:rPr>
-        <w:t>_________________________________________________________________________________</w:t>
-      </w:r>
-      <w:r>
-        <w:rPr>
-          <w:rFonts w:ascii="Century Gothic" w:eastAsia="Century Gothic" w:hAnsi="Century Gothic" w:cs="Century Gothic"/>
-        </w:rPr>
-        <w:t>_________________________________________________________________________________________</w:t>
+        <w:t>__________________________________________________________________________________________________________________________________________________________________________</w:t>
       </w:r>
     </w:p>
     <w:p>
@@ -10273,13 +9725,7 @@
         <w:rPr>
           <w:rFonts w:ascii="Century Gothic" w:eastAsia="Century Gothic" w:hAnsi="Century Gothic" w:cs="Century Gothic"/>
         </w:rPr>
-        <w:t>______________________________________________________________________________________________________________________________________________________________________</w:t>
-      </w:r>
-      <w:r>
-        <w:rPr>
-          <w:rFonts w:ascii="Century Gothic" w:eastAsia="Century Gothic" w:hAnsi="Century Gothic" w:cs="Century Gothic"/>
-        </w:rPr>
-        <w:t>___</w:t>
+        <w:t>_________________________________________________________________________________________________________________________________________________________________________</w:t>
       </w:r>
     </w:p>
     <w:p>
@@ -10309,13 +9755,7 @@
         <w:rPr>
           <w:rFonts w:ascii="Century Gothic" w:eastAsia="Century Gothic" w:hAnsi="Century Gothic" w:cs="Century Gothic"/>
         </w:rPr>
-        <w:t>_________________________________________________________________________________</w:t>
-      </w:r>
-      <w:r>
-        <w:rPr>
-          <w:rFonts w:ascii="Century Gothic" w:eastAsia="Century Gothic" w:hAnsi="Century Gothic" w:cs="Century Gothic"/>
-        </w:rPr>
-        <w:t>_________________________________________________________________________________________</w:t>
+        <w:t>__________________________________________________________________________________________________________________________________________________________________________</w:t>
       </w:r>
     </w:p>
     <w:p>
@@ -10345,13 +9785,7 @@
         <w:rPr>
           <w:rFonts w:ascii="Century Gothic" w:eastAsia="Century Gothic" w:hAnsi="Century Gothic" w:cs="Century Gothic"/>
         </w:rPr>
-        <w:t>________________________________________________________________________________</w:t>
-      </w:r>
-      <w:r>
-        <w:rPr>
-          <w:rFonts w:ascii="Century Gothic" w:eastAsia="Century Gothic" w:hAnsi="Century Gothic" w:cs="Century Gothic"/>
-        </w:rPr>
-        <w:t>_____ __________________________________________________________________________________________________________________________________________________________________________</w:t>
+        <w:t>_____________________________________________________________________________________ __________________________________________________________________________________________________________________________________________________________________________</w:t>
       </w:r>
     </w:p>
     <w:p>
@@ -10366,13 +9800,7 @@
         <w:rPr>
           <w:rFonts w:ascii="Century Gothic" w:eastAsia="Century Gothic" w:hAnsi="Century Gothic" w:cs="Century Gothic"/>
         </w:rPr>
-        <w:t>_______________________________________________________________________________</w:t>
-      </w:r>
-      <w:r>
-        <w:rPr>
-          <w:rFonts w:ascii="Century Gothic" w:eastAsia="Century Gothic" w:hAnsi="Century Gothic" w:cs="Century Gothic"/>
-        </w:rPr>
-        <w:t>________________________________________________________________________________________________________________________________________________________________________________</w:t>
+        <w:t>_______________________________________________________________________________________________________________________________________________________________________________________________________________________________________________________________</w:t>
       </w:r>
     </w:p>
     <w:p>
@@ -10387,14 +9815,1613 @@
         <w:rPr>
           <w:rFonts w:ascii="Century Gothic" w:eastAsia="Century Gothic" w:hAnsi="Century Gothic" w:cs="Century Gothic"/>
         </w:rPr>
-        <w:t>_______________________________________________________________________________</w:t>
-      </w:r>
-      <w:r>
-        <w:rPr>
-          <w:rFonts w:ascii="Century Gothic" w:eastAsia="Century Gothic" w:hAnsi="Century Gothic" w:cs="Century Gothic"/>
-        </w:rPr>
-        <w:t>___________________________________________________________________________________________</w:t>
-      </w:r>
+        <w:t>__________________________________________________________________________________________________________________________________________________________________________</w:t>
+      </w:r>
+    </w:p>
+    <w:p>
+      <w:pPr>
+        <w:rPr>
+          <w:rFonts w:ascii="Century Gothic" w:eastAsia="Century Gothic" w:hAnsi="Century Gothic" w:cs="Century Gothic"/>
+        </w:rPr>
+      </w:pPr>
+      <w:r>
+        <w:rPr>
+          <w:rFonts w:ascii="Century Gothic" w:eastAsia="Century Gothic" w:hAnsi="Century Gothic" w:cs="Century Gothic"/>
+        </w:rPr>
+        <w:br w:type="page"/>
+      </w:r>
+    </w:p>
+    <w:tbl>
+      <w:tblPr>
+        <w:tblW w:w="9576" w:type="dxa"/>
+        <w:jc w:val="center"/>
+        <w:tblBorders>
+          <w:top w:val="single" w:sz="4" w:space="0" w:color="000000"/>
+          <w:left w:val="single" w:sz="4" w:space="0" w:color="000000"/>
+          <w:bottom w:val="single" w:sz="4" w:space="0" w:color="000000"/>
+          <w:right w:val="single" w:sz="4" w:space="0" w:color="000000"/>
+          <w:insideH w:val="single" w:sz="4" w:space="0" w:color="000000"/>
+          <w:insideV w:val="single" w:sz="4" w:space="0" w:color="000000"/>
+        </w:tblBorders>
+        <w:tblLayout w:type="fixed"/>
+        <w:tblLook w:val="0400" w:firstRow="0" w:lastRow="0" w:firstColumn="0" w:lastColumn="0" w:noHBand="0" w:noVBand="1"/>
+      </w:tblPr>
+      <w:tblGrid>
+        <w:gridCol w:w="9576"/>
+      </w:tblGrid>
+      <w:tr>
+        <w:trPr>
+          <w:jc w:val="center"/>
+        </w:trPr>
+        <w:tc>
+          <w:tcPr>
+            <w:tcW w:w="9576" w:type="dxa"/>
+            <w:shd w:val="clear" w:color="auto" w:fill="D9D9D9"/>
+          </w:tcPr>
+          <w:p>
+            <w:pPr>
+              <w:spacing w:after="0"/>
+              <w:jc w:val="center"/>
+              <w:rPr>
+                <w:b/>
+                <w:bCs/>
+              </w:rPr>
+            </w:pPr>
+            <w:r>
+              <w:rPr>
+                <w:b/>
+                <w:bCs/>
+              </w:rPr>
+              <w:lastRenderedPageBreak/>
+              <w:t>SELF-ASSESSMENT</w:t>
+            </w:r>
+          </w:p>
+        </w:tc>
+      </w:tr>
+    </w:tbl>
+    <w:p>
+      <w:pPr>
+        <w:spacing w:after="0"/>
+      </w:pPr>
+    </w:p>
+    <w:p>
+      <w:pPr>
+        <w:spacing w:after="0"/>
+      </w:pPr>
+      <w:r>
+        <w:t>The learner must make use of the following self-evaluation checklist to rate himself against the learning outcomes of this particular training module in establishing the level of mastery of the information.</w:t>
+      </w:r>
+    </w:p>
+    <w:p>
+      <w:pPr>
+        <w:spacing w:after="0"/>
+      </w:pPr>
+      <w:r>
+        <w:t>1. Not able to comply</w:t>
+      </w:r>
+    </w:p>
+    <w:p>
+      <w:pPr>
+        <w:spacing w:after="0"/>
+      </w:pPr>
+      <w:r>
+        <w:t>2. Reasonable compliance (Not acceptable for final evaluation)</w:t>
+      </w:r>
+    </w:p>
+    <w:p>
+      <w:pPr>
+        <w:spacing w:after="0"/>
+      </w:pPr>
+      <w:r>
+        <w:t>3. Able to comply fully</w:t>
+      </w:r>
+    </w:p>
+    <w:p>
+      <w:pPr>
+        <w:spacing w:after="0"/>
+      </w:pPr>
+    </w:p>
+    <w:tbl>
+      <w:tblPr>
+        <w:tblW w:w="9576" w:type="dxa"/>
+        <w:tblInd w:w="-115" w:type="dxa"/>
+        <w:tblBorders>
+          <w:top w:val="single" w:sz="4" w:space="0" w:color="000000"/>
+          <w:left w:val="single" w:sz="4" w:space="0" w:color="000000"/>
+          <w:bottom w:val="single" w:sz="4" w:space="0" w:color="000000"/>
+          <w:right w:val="single" w:sz="4" w:space="0" w:color="000000"/>
+          <w:insideH w:val="single" w:sz="4" w:space="0" w:color="000000"/>
+          <w:insideV w:val="single" w:sz="4" w:space="0" w:color="000000"/>
+        </w:tblBorders>
+        <w:tblLayout w:type="fixed"/>
+        <w:tblLook w:val="0400" w:firstRow="0" w:lastRow="0" w:firstColumn="0" w:lastColumn="0" w:noHBand="0" w:noVBand="1"/>
+      </w:tblPr>
+      <w:tblGrid>
+        <w:gridCol w:w="648"/>
+        <w:gridCol w:w="5670"/>
+        <w:gridCol w:w="1170"/>
+        <w:gridCol w:w="1080"/>
+        <w:gridCol w:w="1008"/>
+      </w:tblGrid>
+      <w:tr>
+        <w:tc>
+          <w:tcPr>
+            <w:tcW w:w="6318" w:type="dxa"/>
+            <w:gridSpan w:val="2"/>
+            <w:shd w:val="clear" w:color="auto" w:fill="D9D9D9"/>
+          </w:tcPr>
+          <w:p>
+            <w:pPr>
+              <w:spacing w:after="0"/>
+              <w:rPr>
+                <w:b/>
+                <w:bCs/>
+              </w:rPr>
+            </w:pPr>
+            <w:r>
+              <w:rPr>
+                <w:b/>
+                <w:bCs/>
+              </w:rPr>
+              <w:t>LEARNING OUTCOMES</w:t>
+            </w:r>
+          </w:p>
+        </w:tc>
+        <w:tc>
+          <w:tcPr>
+            <w:tcW w:w="1170" w:type="dxa"/>
+            <w:shd w:val="clear" w:color="auto" w:fill="D9D9D9"/>
+          </w:tcPr>
+          <w:p>
+            <w:pPr>
+              <w:spacing w:after="0"/>
+              <w:rPr>
+                <w:b/>
+                <w:bCs/>
+              </w:rPr>
+            </w:pPr>
+            <w:r>
+              <w:rPr>
+                <w:b/>
+                <w:bCs/>
+              </w:rPr>
+              <w:t>1</w:t>
+            </w:r>
+          </w:p>
+        </w:tc>
+        <w:tc>
+          <w:tcPr>
+            <w:tcW w:w="1080" w:type="dxa"/>
+            <w:shd w:val="clear" w:color="auto" w:fill="D9D9D9"/>
+          </w:tcPr>
+          <w:p>
+            <w:pPr>
+              <w:spacing w:after="0"/>
+              <w:rPr>
+                <w:b/>
+                <w:bCs/>
+              </w:rPr>
+            </w:pPr>
+            <w:r>
+              <w:rPr>
+                <w:b/>
+                <w:bCs/>
+              </w:rPr>
+              <w:t>2</w:t>
+            </w:r>
+          </w:p>
+        </w:tc>
+        <w:tc>
+          <w:tcPr>
+            <w:tcW w:w="1008" w:type="dxa"/>
+            <w:shd w:val="clear" w:color="auto" w:fill="D9D9D9"/>
+          </w:tcPr>
+          <w:p>
+            <w:pPr>
+              <w:spacing w:after="0"/>
+              <w:rPr>
+                <w:b/>
+                <w:bCs/>
+              </w:rPr>
+            </w:pPr>
+            <w:r>
+              <w:rPr>
+                <w:b/>
+                <w:bCs/>
+              </w:rPr>
+              <w:t>3</w:t>
+            </w:r>
+          </w:p>
+        </w:tc>
+      </w:tr>
+      <w:tr>
+        <w:tc>
+          <w:tcPr>
+            <w:tcW w:w="648" w:type="dxa"/>
+            <w:shd w:val="clear" w:color="auto" w:fill="D9D9D9"/>
+          </w:tcPr>
+          <w:p>
+            <w:pPr>
+              <w:spacing w:after="0"/>
+              <w:rPr>
+                <w:b/>
+                <w:bCs/>
+              </w:rPr>
+            </w:pPr>
+            <w:r>
+              <w:rPr>
+                <w:b/>
+                <w:bCs/>
+              </w:rPr>
+              <w:t>1</w:t>
+            </w:r>
+          </w:p>
+        </w:tc>
+        <w:tc>
+          <w:tcPr>
+            <w:tcW w:w="5670" w:type="dxa"/>
+          </w:tcPr>
+          <w:p>
+            <w:pPr>
+              <w:spacing w:after="0"/>
+            </w:pPr>
+            <w:r>
+              <w:t>Transport animals in cargo space, according to regulations.</w:t>
+            </w:r>
+          </w:p>
+        </w:tc>
+        <w:tc>
+          <w:tcPr>
+            <w:tcW w:w="1170" w:type="dxa"/>
+          </w:tcPr>
+          <w:p>
+            <w:pPr>
+              <w:spacing w:after="0"/>
+            </w:pPr>
+          </w:p>
+        </w:tc>
+        <w:tc>
+          <w:tcPr>
+            <w:tcW w:w="1080" w:type="dxa"/>
+          </w:tcPr>
+          <w:p>
+            <w:pPr>
+              <w:spacing w:after="0"/>
+            </w:pPr>
+          </w:p>
+        </w:tc>
+        <w:tc>
+          <w:tcPr>
+            <w:tcW w:w="1008" w:type="dxa"/>
+          </w:tcPr>
+          <w:p>
+            <w:pPr>
+              <w:spacing w:after="0"/>
+            </w:pPr>
+          </w:p>
+        </w:tc>
+      </w:tr>
+      <w:tr>
+        <w:tc>
+          <w:tcPr>
+            <w:tcW w:w="648" w:type="dxa"/>
+            <w:shd w:val="clear" w:color="auto" w:fill="D9D9D9"/>
+          </w:tcPr>
+          <w:p>
+            <w:pPr>
+              <w:spacing w:after="0"/>
+              <w:rPr>
+                <w:b/>
+                <w:bCs/>
+              </w:rPr>
+            </w:pPr>
+            <w:r>
+              <w:rPr>
+                <w:b/>
+                <w:bCs/>
+              </w:rPr>
+              <w:t>2</w:t>
+            </w:r>
+          </w:p>
+        </w:tc>
+        <w:tc>
+          <w:tcPr>
+            <w:tcW w:w="5670" w:type="dxa"/>
+          </w:tcPr>
+          <w:p>
+            <w:pPr>
+              <w:spacing w:after="0"/>
+            </w:pPr>
+            <w:r>
+              <w:t>Group animals according to regulations.</w:t>
+            </w:r>
+          </w:p>
+        </w:tc>
+        <w:tc>
+          <w:tcPr>
+            <w:tcW w:w="1170" w:type="dxa"/>
+          </w:tcPr>
+          <w:p>
+            <w:pPr>
+              <w:spacing w:after="0"/>
+            </w:pPr>
+          </w:p>
+        </w:tc>
+        <w:tc>
+          <w:tcPr>
+            <w:tcW w:w="1080" w:type="dxa"/>
+          </w:tcPr>
+          <w:p>
+            <w:pPr>
+              <w:spacing w:after="0"/>
+            </w:pPr>
+          </w:p>
+        </w:tc>
+        <w:tc>
+          <w:tcPr>
+            <w:tcW w:w="1008" w:type="dxa"/>
+          </w:tcPr>
+          <w:p>
+            <w:pPr>
+              <w:spacing w:after="0"/>
+            </w:pPr>
+          </w:p>
+        </w:tc>
+      </w:tr>
+      <w:tr>
+        <w:trPr>
+          <w:trHeight w:val="269"/>
+        </w:trPr>
+        <w:tc>
+          <w:tcPr>
+            <w:tcW w:w="648" w:type="dxa"/>
+            <w:shd w:val="clear" w:color="auto" w:fill="D9D9D9"/>
+          </w:tcPr>
+          <w:p>
+            <w:pPr>
+              <w:spacing w:after="0"/>
+              <w:rPr>
+                <w:b/>
+                <w:bCs/>
+              </w:rPr>
+            </w:pPr>
+            <w:r>
+              <w:rPr>
+                <w:b/>
+                <w:bCs/>
+              </w:rPr>
+              <w:t>3</w:t>
+            </w:r>
+          </w:p>
+        </w:tc>
+        <w:tc>
+          <w:tcPr>
+            <w:tcW w:w="5670" w:type="dxa"/>
+          </w:tcPr>
+          <w:p>
+            <w:pPr>
+              <w:spacing w:after="0"/>
+            </w:pPr>
+            <w:r>
+              <w:t>Inspect animals during transportation, according to regulations.</w:t>
+            </w:r>
+          </w:p>
+        </w:tc>
+        <w:tc>
+          <w:tcPr>
+            <w:tcW w:w="1170" w:type="dxa"/>
+          </w:tcPr>
+          <w:p>
+            <w:pPr>
+              <w:spacing w:after="0"/>
+            </w:pPr>
+          </w:p>
+        </w:tc>
+        <w:tc>
+          <w:tcPr>
+            <w:tcW w:w="1080" w:type="dxa"/>
+          </w:tcPr>
+          <w:p>
+            <w:pPr>
+              <w:spacing w:after="0"/>
+            </w:pPr>
+          </w:p>
+        </w:tc>
+        <w:tc>
+          <w:tcPr>
+            <w:tcW w:w="1008" w:type="dxa"/>
+          </w:tcPr>
+          <w:p>
+            <w:pPr>
+              <w:spacing w:after="0"/>
+            </w:pPr>
+          </w:p>
+        </w:tc>
+      </w:tr>
+      <w:tr>
+        <w:trPr>
+          <w:trHeight w:val="269"/>
+        </w:trPr>
+        <w:tc>
+          <w:tcPr>
+            <w:tcW w:w="648" w:type="dxa"/>
+            <w:shd w:val="clear" w:color="auto" w:fill="D9D9D9"/>
+          </w:tcPr>
+          <w:p>
+            <w:pPr>
+              <w:spacing w:after="0"/>
+              <w:rPr>
+                <w:b/>
+                <w:bCs/>
+              </w:rPr>
+            </w:pPr>
+            <w:r>
+              <w:rPr>
+                <w:b/>
+                <w:bCs/>
+              </w:rPr>
+              <w:t>4</w:t>
+            </w:r>
+          </w:p>
+        </w:tc>
+        <w:tc>
+          <w:tcPr>
+            <w:tcW w:w="5670" w:type="dxa"/>
+          </w:tcPr>
+          <w:p>
+            <w:pPr>
+              <w:spacing w:after="0"/>
+            </w:pPr>
+            <w:r>
+              <w:t>Load and unload animals, according to regulation.</w:t>
+            </w:r>
+          </w:p>
+        </w:tc>
+        <w:tc>
+          <w:tcPr>
+            <w:tcW w:w="1170" w:type="dxa"/>
+          </w:tcPr>
+          <w:p>
+            <w:pPr>
+              <w:spacing w:after="0"/>
+            </w:pPr>
+          </w:p>
+        </w:tc>
+        <w:tc>
+          <w:tcPr>
+            <w:tcW w:w="1080" w:type="dxa"/>
+          </w:tcPr>
+          <w:p>
+            <w:pPr>
+              <w:spacing w:after="0"/>
+            </w:pPr>
+          </w:p>
+        </w:tc>
+        <w:tc>
+          <w:tcPr>
+            <w:tcW w:w="1008" w:type="dxa"/>
+          </w:tcPr>
+          <w:p>
+            <w:pPr>
+              <w:spacing w:after="0"/>
+            </w:pPr>
+          </w:p>
+        </w:tc>
+      </w:tr>
+      <w:tr>
+        <w:trPr>
+          <w:trHeight w:val="269"/>
+        </w:trPr>
+        <w:tc>
+          <w:tcPr>
+            <w:tcW w:w="648" w:type="dxa"/>
+            <w:shd w:val="clear" w:color="auto" w:fill="D9D9D9"/>
+          </w:tcPr>
+          <w:p>
+            <w:pPr>
+              <w:spacing w:after="0"/>
+              <w:rPr>
+                <w:b/>
+                <w:bCs/>
+              </w:rPr>
+            </w:pPr>
+            <w:r>
+              <w:rPr>
+                <w:b/>
+                <w:bCs/>
+              </w:rPr>
+              <w:t>5</w:t>
+            </w:r>
+          </w:p>
+        </w:tc>
+        <w:tc>
+          <w:tcPr>
+            <w:tcW w:w="5670" w:type="dxa"/>
+          </w:tcPr>
+          <w:p>
+            <w:pPr>
+              <w:spacing w:after="0"/>
+            </w:pPr>
+            <w:r>
+              <w:t>Feed animals according to regulations.</w:t>
+            </w:r>
+          </w:p>
+        </w:tc>
+        <w:tc>
+          <w:tcPr>
+            <w:tcW w:w="1170" w:type="dxa"/>
+          </w:tcPr>
+          <w:p>
+            <w:pPr>
+              <w:spacing w:after="0"/>
+            </w:pPr>
+          </w:p>
+        </w:tc>
+        <w:tc>
+          <w:tcPr>
+            <w:tcW w:w="1080" w:type="dxa"/>
+          </w:tcPr>
+          <w:p>
+            <w:pPr>
+              <w:spacing w:after="0"/>
+            </w:pPr>
+          </w:p>
+        </w:tc>
+        <w:tc>
+          <w:tcPr>
+            <w:tcW w:w="1008" w:type="dxa"/>
+          </w:tcPr>
+          <w:p>
+            <w:pPr>
+              <w:spacing w:after="0"/>
+            </w:pPr>
+          </w:p>
+        </w:tc>
+      </w:tr>
+      <w:tr>
+        <w:trPr>
+          <w:trHeight w:val="269"/>
+        </w:trPr>
+        <w:tc>
+          <w:tcPr>
+            <w:tcW w:w="648" w:type="dxa"/>
+            <w:shd w:val="clear" w:color="auto" w:fill="D9D9D9"/>
+          </w:tcPr>
+          <w:p>
+            <w:pPr>
+              <w:spacing w:after="0"/>
+              <w:rPr>
+                <w:b/>
+                <w:bCs/>
+              </w:rPr>
+            </w:pPr>
+            <w:r>
+              <w:rPr>
+                <w:b/>
+                <w:bCs/>
+              </w:rPr>
+              <w:t>6</w:t>
+            </w:r>
+          </w:p>
+        </w:tc>
+        <w:tc>
+          <w:tcPr>
+            <w:tcW w:w="5670" w:type="dxa"/>
+          </w:tcPr>
+          <w:p>
+            <w:pPr>
+              <w:spacing w:after="0"/>
+            </w:pPr>
+            <w:r>
+              <w:t>Take care of animals' effects, whilst driving.</w:t>
+            </w:r>
+          </w:p>
+        </w:tc>
+        <w:tc>
+          <w:tcPr>
+            <w:tcW w:w="1170" w:type="dxa"/>
+          </w:tcPr>
+          <w:p>
+            <w:pPr>
+              <w:spacing w:after="0"/>
+            </w:pPr>
+          </w:p>
+        </w:tc>
+        <w:tc>
+          <w:tcPr>
+            <w:tcW w:w="1080" w:type="dxa"/>
+          </w:tcPr>
+          <w:p>
+            <w:pPr>
+              <w:spacing w:after="0"/>
+            </w:pPr>
+          </w:p>
+        </w:tc>
+        <w:tc>
+          <w:tcPr>
+            <w:tcW w:w="1008" w:type="dxa"/>
+          </w:tcPr>
+          <w:p>
+            <w:pPr>
+              <w:spacing w:after="0"/>
+            </w:pPr>
+          </w:p>
+        </w:tc>
+      </w:tr>
+      <w:tr>
+        <w:trPr>
+          <w:trHeight w:val="269"/>
+        </w:trPr>
+        <w:tc>
+          <w:tcPr>
+            <w:tcW w:w="648" w:type="dxa"/>
+            <w:shd w:val="clear" w:color="auto" w:fill="D9D9D9"/>
+          </w:tcPr>
+          <w:p>
+            <w:pPr>
+              <w:spacing w:after="0"/>
+              <w:rPr>
+                <w:b/>
+                <w:bCs/>
+              </w:rPr>
+            </w:pPr>
+            <w:r>
+              <w:rPr>
+                <w:b/>
+                <w:bCs/>
+              </w:rPr>
+              <w:t>7</w:t>
+            </w:r>
+          </w:p>
+        </w:tc>
+        <w:tc>
+          <w:tcPr>
+            <w:tcW w:w="5670" w:type="dxa"/>
+          </w:tcPr>
+          <w:p>
+            <w:pPr>
+              <w:spacing w:after="0"/>
+            </w:pPr>
+            <w:r>
+              <w:t>Deal with the emergency situations, according to regulations.</w:t>
+            </w:r>
+          </w:p>
+        </w:tc>
+        <w:tc>
+          <w:tcPr>
+            <w:tcW w:w="1170" w:type="dxa"/>
+          </w:tcPr>
+          <w:p>
+            <w:pPr>
+              <w:spacing w:after="0"/>
+            </w:pPr>
+          </w:p>
+        </w:tc>
+        <w:tc>
+          <w:tcPr>
+            <w:tcW w:w="1080" w:type="dxa"/>
+          </w:tcPr>
+          <w:p>
+            <w:pPr>
+              <w:spacing w:after="0"/>
+            </w:pPr>
+          </w:p>
+        </w:tc>
+        <w:tc>
+          <w:tcPr>
+            <w:tcW w:w="1008" w:type="dxa"/>
+          </w:tcPr>
+          <w:p>
+            <w:pPr>
+              <w:spacing w:after="0"/>
+            </w:pPr>
+          </w:p>
+        </w:tc>
+      </w:tr>
+      <w:tr>
+        <w:trPr>
+          <w:trHeight w:val="269"/>
+        </w:trPr>
+        <w:tc>
+          <w:tcPr>
+            <w:tcW w:w="648" w:type="dxa"/>
+            <w:shd w:val="clear" w:color="auto" w:fill="D9D9D9"/>
+          </w:tcPr>
+          <w:p>
+            <w:pPr>
+              <w:spacing w:after="0"/>
+              <w:rPr>
+                <w:b/>
+                <w:bCs/>
+              </w:rPr>
+            </w:pPr>
+            <w:r>
+              <w:rPr>
+                <w:b/>
+                <w:bCs/>
+              </w:rPr>
+              <w:t>8</w:t>
+            </w:r>
+          </w:p>
+        </w:tc>
+        <w:tc>
+          <w:tcPr>
+            <w:tcW w:w="5670" w:type="dxa"/>
+          </w:tcPr>
+          <w:p>
+            <w:pPr>
+              <w:spacing w:after="0"/>
+            </w:pPr>
+            <w:r>
+              <w:t>Complete and carry documentation, as per regulations.</w:t>
+            </w:r>
+          </w:p>
+        </w:tc>
+        <w:tc>
+          <w:tcPr>
+            <w:tcW w:w="1170" w:type="dxa"/>
+          </w:tcPr>
+          <w:p>
+            <w:pPr>
+              <w:spacing w:after="0"/>
+            </w:pPr>
+          </w:p>
+        </w:tc>
+        <w:tc>
+          <w:tcPr>
+            <w:tcW w:w="1080" w:type="dxa"/>
+          </w:tcPr>
+          <w:p>
+            <w:pPr>
+              <w:spacing w:after="0"/>
+            </w:pPr>
+          </w:p>
+        </w:tc>
+        <w:tc>
+          <w:tcPr>
+            <w:tcW w:w="1008" w:type="dxa"/>
+          </w:tcPr>
+          <w:p>
+            <w:pPr>
+              <w:spacing w:after="0"/>
+            </w:pPr>
+          </w:p>
+        </w:tc>
+      </w:tr>
+    </w:tbl>
+    <w:p>
+      <w:pPr>
+        <w:spacing w:after="0"/>
+      </w:pPr>
+    </w:p>
+    <w:p>
+      <w:pPr>
+        <w:spacing w:after="0"/>
+      </w:pPr>
+    </w:p>
+    <w:p>
+      <w:pPr>
+        <w:spacing w:after="0"/>
+      </w:pPr>
+      <w:r>
+        <w:t>____________________________________________                   ________________________________</w:t>
+      </w:r>
+    </w:p>
+    <w:p>
+      <w:pPr>
+        <w:spacing w:after="0"/>
+        <w:rPr>
+          <w:b/>
+          <w:bCs/>
+        </w:rPr>
+      </w:pPr>
+      <w:r>
+        <w:rPr>
+          <w:b/>
+          <w:bCs/>
+        </w:rPr>
+        <w:t>Learner Signature</w:t>
+      </w:r>
+      <w:r>
+        <w:rPr>
+          <w:b/>
+          <w:bCs/>
+        </w:rPr>
+        <w:tab/>
+      </w:r>
+      <w:r>
+        <w:rPr>
+          <w:b/>
+          <w:bCs/>
+        </w:rPr>
+        <w:tab/>
+      </w:r>
+      <w:r>
+        <w:rPr>
+          <w:b/>
+          <w:bCs/>
+        </w:rPr>
+        <w:tab/>
+      </w:r>
+      <w:r>
+        <w:rPr>
+          <w:b/>
+          <w:bCs/>
+        </w:rPr>
+        <w:tab/>
+      </w:r>
+      <w:r>
+        <w:rPr>
+          <w:b/>
+          <w:bCs/>
+        </w:rPr>
+        <w:tab/>
+      </w:r>
+      <w:r>
+        <w:rPr>
+          <w:b/>
+          <w:bCs/>
+        </w:rPr>
+        <w:tab/>
+        <w:t>Date</w:t>
+      </w:r>
+    </w:p>
+    <w:p>
+      <w:pPr>
+        <w:spacing w:after="0"/>
+        <w:rPr>
+          <w:b/>
+          <w:bCs/>
+        </w:rPr>
+      </w:pPr>
+    </w:p>
+    <w:p>
+      <w:pPr>
+        <w:spacing w:after="0"/>
+        <w:rPr>
+          <w:b/>
+          <w:bCs/>
+        </w:rPr>
+      </w:pPr>
+      <w:r>
+        <w:rPr>
+          <w:b/>
+          <w:bCs/>
+        </w:rPr>
+        <w:t>____________________________________________</w:t>
+      </w:r>
+      <w:r>
+        <w:rPr>
+          <w:b/>
+          <w:bCs/>
+        </w:rPr>
+        <w:tab/>
+      </w:r>
+      <w:r>
+        <w:rPr>
+          <w:b/>
+          <w:bCs/>
+        </w:rPr>
+        <w:tab/>
+        <w:t>________________________________</w:t>
+      </w:r>
+    </w:p>
+    <w:p>
+      <w:pPr>
+        <w:spacing w:after="0"/>
+        <w:rPr>
+          <w:b/>
+          <w:bCs/>
+        </w:rPr>
+      </w:pPr>
+      <w:r>
+        <w:rPr>
+          <w:b/>
+          <w:bCs/>
+        </w:rPr>
+        <w:t>Facilitators’ Signature</w:t>
+      </w:r>
+      <w:r>
+        <w:rPr>
+          <w:b/>
+          <w:bCs/>
+        </w:rPr>
+        <w:tab/>
+      </w:r>
+      <w:r>
+        <w:rPr>
+          <w:b/>
+          <w:bCs/>
+        </w:rPr>
+        <w:tab/>
+      </w:r>
+      <w:r>
+        <w:rPr>
+          <w:b/>
+          <w:bCs/>
+        </w:rPr>
+        <w:tab/>
+      </w:r>
+      <w:r>
+        <w:rPr>
+          <w:b/>
+          <w:bCs/>
+        </w:rPr>
+        <w:tab/>
+      </w:r>
+      <w:r>
+        <w:rPr>
+          <w:b/>
+          <w:bCs/>
+        </w:rPr>
+        <w:tab/>
+      </w:r>
+      <w:r>
+        <w:rPr>
+          <w:b/>
+          <w:bCs/>
+        </w:rPr>
+        <w:tab/>
+        <w:t>Date</w:t>
+      </w:r>
+    </w:p>
+    <w:p>
+      <w:pPr>
+        <w:spacing w:after="0"/>
+      </w:pPr>
+    </w:p>
+    <w:p>
+      <w:pPr>
+        <w:spacing w:after="0"/>
+        <w:rPr>
+          <w:b/>
+          <w:bCs/>
+        </w:rPr>
+      </w:pPr>
+      <w:r>
+        <w:rPr>
+          <w:b/>
+          <w:bCs/>
+        </w:rPr>
+        <w:t>ASSESSMENT FEEDBACK REPORT</w:t>
+      </w:r>
+    </w:p>
+    <w:p>
+      <w:pPr>
+        <w:spacing w:after="0"/>
+      </w:pPr>
+    </w:p>
+    <w:tbl>
+      <w:tblPr>
+        <w:tblW w:w="9576" w:type="dxa"/>
+        <w:tblInd w:w="-115" w:type="dxa"/>
+        <w:tblBorders>
+          <w:top w:val="single" w:sz="4" w:space="0" w:color="000000"/>
+          <w:left w:val="single" w:sz="4" w:space="0" w:color="000000"/>
+          <w:bottom w:val="single" w:sz="4" w:space="0" w:color="000000"/>
+          <w:right w:val="single" w:sz="4" w:space="0" w:color="000000"/>
+          <w:insideH w:val="single" w:sz="4" w:space="0" w:color="000000"/>
+          <w:insideV w:val="single" w:sz="4" w:space="0" w:color="000000"/>
+        </w:tblBorders>
+        <w:tblLayout w:type="fixed"/>
+        <w:tblLook w:val="0400" w:firstRow="0" w:lastRow="0" w:firstColumn="0" w:lastColumn="0" w:noHBand="0" w:noVBand="1"/>
+      </w:tblPr>
+      <w:tblGrid>
+        <w:gridCol w:w="9576"/>
+      </w:tblGrid>
+      <w:tr>
+        <w:tc>
+          <w:tcPr>
+            <w:tcW w:w="9576" w:type="dxa"/>
+            <w:shd w:val="clear" w:color="auto" w:fill="D9D9D9"/>
+          </w:tcPr>
+          <w:p>
+            <w:pPr>
+              <w:spacing w:after="0"/>
+              <w:rPr>
+                <w:b/>
+                <w:bCs/>
+              </w:rPr>
+            </w:pPr>
+            <w:r>
+              <w:rPr>
+                <w:b/>
+                <w:bCs/>
+              </w:rPr>
+              <w:t>FACILITATOR FEEDBACK &amp; REMARKS</w:t>
+            </w:r>
+          </w:p>
+        </w:tc>
+      </w:tr>
+      <w:tr>
+        <w:trPr>
+          <w:trHeight w:val="2931"/>
+        </w:trPr>
+        <w:tc>
+          <w:tcPr>
+            <w:tcW w:w="9576" w:type="dxa"/>
+          </w:tcPr>
+          <w:p>
+            <w:pPr>
+              <w:spacing w:after="0"/>
+            </w:pPr>
+          </w:p>
+          <w:p>
+            <w:pPr>
+              <w:spacing w:after="0"/>
+            </w:pPr>
+          </w:p>
+          <w:p>
+            <w:pPr>
+              <w:spacing w:after="0"/>
+            </w:pPr>
+          </w:p>
+          <w:p>
+            <w:pPr>
+              <w:spacing w:after="0"/>
+            </w:pPr>
+          </w:p>
+          <w:p>
+            <w:pPr>
+              <w:spacing w:after="0"/>
+            </w:pPr>
+          </w:p>
+          <w:p>
+            <w:pPr>
+              <w:spacing w:after="0"/>
+            </w:pPr>
+          </w:p>
+        </w:tc>
+      </w:tr>
+    </w:tbl>
+    <w:p>
+      <w:pPr>
+        <w:spacing w:after="0"/>
+      </w:pPr>
+    </w:p>
+    <w:tbl>
+      <w:tblPr>
+        <w:tblW w:w="9576" w:type="dxa"/>
+        <w:tblInd w:w="-115" w:type="dxa"/>
+        <w:tblBorders>
+          <w:top w:val="single" w:sz="4" w:space="0" w:color="000000"/>
+          <w:left w:val="single" w:sz="4" w:space="0" w:color="000000"/>
+          <w:bottom w:val="single" w:sz="4" w:space="0" w:color="000000"/>
+          <w:right w:val="single" w:sz="4" w:space="0" w:color="000000"/>
+          <w:insideH w:val="single" w:sz="4" w:space="0" w:color="000000"/>
+          <w:insideV w:val="single" w:sz="4" w:space="0" w:color="000000"/>
+        </w:tblBorders>
+        <w:tblLayout w:type="fixed"/>
+        <w:tblLook w:val="0400" w:firstRow="0" w:lastRow="0" w:firstColumn="0" w:lastColumn="0" w:noHBand="0" w:noVBand="1"/>
+      </w:tblPr>
+      <w:tblGrid>
+        <w:gridCol w:w="9576"/>
+      </w:tblGrid>
+      <w:tr>
+        <w:tc>
+          <w:tcPr>
+            <w:tcW w:w="9576" w:type="dxa"/>
+            <w:shd w:val="clear" w:color="auto" w:fill="D9D9D9"/>
+          </w:tcPr>
+          <w:p>
+            <w:pPr>
+              <w:spacing w:after="0"/>
+              <w:rPr>
+                <w:b/>
+                <w:bCs/>
+              </w:rPr>
+            </w:pPr>
+            <w:r>
+              <w:rPr>
+                <w:b/>
+                <w:bCs/>
+              </w:rPr>
+              <w:lastRenderedPageBreak/>
+              <w:t>ASSESSMENT JUDGEMENT</w:t>
+            </w:r>
+          </w:p>
+        </w:tc>
+      </w:tr>
+      <w:tr>
+        <w:tc>
+          <w:tcPr>
+            <w:tcW w:w="9576" w:type="dxa"/>
+          </w:tcPr>
+          <w:p>
+            <w:pPr>
+              <w:spacing w:after="0"/>
+              <w:rPr>
+                <w:b/>
+                <w:bCs/>
+              </w:rPr>
+            </w:pPr>
+          </w:p>
+          <w:p>
+            <w:pPr>
+              <w:spacing w:after="0"/>
+              <w:rPr>
+                <w:b/>
+                <w:bCs/>
+              </w:rPr>
+            </w:pPr>
+            <w:r>
+              <w:rPr>
+                <w:b/>
+                <w:bCs/>
+              </w:rPr>
+              <w:t>Learner’s Total Mark:                        Requirements met ☐                            Requirements not met ☐</w:t>
+            </w:r>
+          </w:p>
+          <w:p>
+            <w:pPr>
+              <w:spacing w:after="0"/>
+              <w:rPr>
+                <w:b/>
+                <w:bCs/>
+              </w:rPr>
+            </w:pPr>
+          </w:p>
+        </w:tc>
+      </w:tr>
+      <w:tr>
+        <w:tc>
+          <w:tcPr>
+            <w:tcW w:w="9576" w:type="dxa"/>
+          </w:tcPr>
+          <w:p>
+            <w:pPr>
+              <w:spacing w:after="0"/>
+              <w:rPr>
+                <w:b/>
+                <w:bCs/>
+              </w:rPr>
+            </w:pPr>
+            <w:r>
+              <w:rPr>
+                <w:b/>
+                <w:bCs/>
+              </w:rPr>
+              <w:t>Action/s required:</w:t>
+            </w:r>
+          </w:p>
+          <w:p>
+            <w:pPr>
+              <w:spacing w:after="0"/>
+              <w:rPr>
+                <w:b/>
+                <w:bCs/>
+              </w:rPr>
+            </w:pPr>
+          </w:p>
+          <w:p>
+            <w:pPr>
+              <w:spacing w:after="0"/>
+              <w:rPr>
+                <w:b/>
+                <w:bCs/>
+              </w:rPr>
+            </w:pPr>
+            <w:r>
+              <w:rPr>
+                <w:b/>
+                <w:bCs/>
+              </w:rPr>
+              <w:t>By when:</w:t>
+            </w:r>
+          </w:p>
+        </w:tc>
+      </w:tr>
+    </w:tbl>
+    <w:p>
+      <w:pPr>
+        <w:spacing w:after="0"/>
+      </w:pPr>
+    </w:p>
+    <w:tbl>
+      <w:tblPr>
+        <w:tblW w:w="9576" w:type="dxa"/>
+        <w:tblInd w:w="-115" w:type="dxa"/>
+        <w:tblBorders>
+          <w:top w:val="single" w:sz="4" w:space="0" w:color="000000"/>
+          <w:left w:val="single" w:sz="4" w:space="0" w:color="000000"/>
+          <w:bottom w:val="single" w:sz="4" w:space="0" w:color="000000"/>
+          <w:right w:val="single" w:sz="4" w:space="0" w:color="000000"/>
+          <w:insideH w:val="single" w:sz="4" w:space="0" w:color="000000"/>
+          <w:insideV w:val="single" w:sz="4" w:space="0" w:color="000000"/>
+        </w:tblBorders>
+        <w:tblLayout w:type="fixed"/>
+        <w:tblLook w:val="0400" w:firstRow="0" w:lastRow="0" w:firstColumn="0" w:lastColumn="0" w:noHBand="0" w:noVBand="1"/>
+      </w:tblPr>
+      <w:tblGrid>
+        <w:gridCol w:w="9576"/>
+      </w:tblGrid>
+      <w:tr>
+        <w:tc>
+          <w:tcPr>
+            <w:tcW w:w="9576" w:type="dxa"/>
+            <w:shd w:val="clear" w:color="auto" w:fill="D9D9D9"/>
+          </w:tcPr>
+          <w:p>
+            <w:pPr>
+              <w:spacing w:after="0"/>
+              <w:rPr>
+                <w:b/>
+                <w:bCs/>
+              </w:rPr>
+            </w:pPr>
+            <w:r>
+              <w:rPr>
+                <w:b/>
+                <w:bCs/>
+              </w:rPr>
+              <w:t>LEARNER FEEDBACK &amp; COMMENTS</w:t>
+            </w:r>
+          </w:p>
+        </w:tc>
+      </w:tr>
+      <w:tr>
+        <w:trPr>
+          <w:trHeight w:val="2128"/>
+        </w:trPr>
+        <w:tc>
+          <w:tcPr>
+            <w:tcW w:w="9576" w:type="dxa"/>
+          </w:tcPr>
+          <w:p>
+            <w:pPr>
+              <w:spacing w:after="0"/>
+            </w:pPr>
+          </w:p>
+          <w:p>
+            <w:pPr>
+              <w:spacing w:after="0"/>
+            </w:pPr>
+          </w:p>
+          <w:p>
+            <w:pPr>
+              <w:spacing w:after="0"/>
+            </w:pPr>
+          </w:p>
+          <w:p>
+            <w:pPr>
+              <w:spacing w:after="0"/>
+            </w:pPr>
+          </w:p>
+          <w:p>
+            <w:pPr>
+              <w:spacing w:after="0"/>
+            </w:pPr>
+          </w:p>
+        </w:tc>
+      </w:tr>
+    </w:tbl>
+    <w:p>
+      <w:pPr>
+        <w:spacing w:after="0"/>
+      </w:pPr>
+    </w:p>
+    <w:tbl>
+      <w:tblPr>
+        <w:tblW w:w="9576" w:type="dxa"/>
+        <w:tblInd w:w="-115" w:type="dxa"/>
+        <w:tblBorders>
+          <w:top w:val="single" w:sz="4" w:space="0" w:color="000000"/>
+          <w:left w:val="single" w:sz="4" w:space="0" w:color="000000"/>
+          <w:bottom w:val="single" w:sz="4" w:space="0" w:color="000000"/>
+          <w:right w:val="single" w:sz="4" w:space="0" w:color="000000"/>
+          <w:insideH w:val="single" w:sz="4" w:space="0" w:color="000000"/>
+          <w:insideV w:val="single" w:sz="4" w:space="0" w:color="000000"/>
+        </w:tblBorders>
+        <w:tblLayout w:type="fixed"/>
+        <w:tblLook w:val="0400" w:firstRow="0" w:lastRow="0" w:firstColumn="0" w:lastColumn="0" w:noHBand="0" w:noVBand="1"/>
+      </w:tblPr>
+      <w:tblGrid>
+        <w:gridCol w:w="9576"/>
+      </w:tblGrid>
+      <w:tr>
+        <w:tc>
+          <w:tcPr>
+            <w:tcW w:w="9576" w:type="dxa"/>
+            <w:shd w:val="clear" w:color="auto" w:fill="D9D9D9"/>
+          </w:tcPr>
+          <w:p>
+            <w:pPr>
+              <w:spacing w:after="0"/>
+              <w:rPr>
+                <w:b/>
+                <w:bCs/>
+              </w:rPr>
+            </w:pPr>
+            <w:r>
+              <w:rPr>
+                <w:b/>
+                <w:bCs/>
+              </w:rPr>
+              <w:t>DECLARATION BY THE FACILITATOR</w:t>
+            </w:r>
+          </w:p>
+        </w:tc>
+      </w:tr>
+      <w:tr>
+        <w:tc>
+          <w:tcPr>
+            <w:tcW w:w="9576" w:type="dxa"/>
+          </w:tcPr>
+          <w:p>
+            <w:pPr>
+              <w:spacing w:after="0"/>
+            </w:pPr>
+          </w:p>
+          <w:p>
+            <w:pPr>
+              <w:spacing w:after="0"/>
+            </w:pPr>
+            <w:r>
+              <w:t>I ……………………………………………............. (Facilitator) hereby certify that I have examined the learner workbook and I am satisfied with the evidence provided by the learner.</w:t>
+            </w:r>
+          </w:p>
+        </w:tc>
+      </w:tr>
+    </w:tbl>
+    <w:p/>
+    <w:tbl>
+      <w:tblPr>
+        <w:tblW w:w="9540" w:type="dxa"/>
+        <w:tblInd w:w="-6" w:type="dxa"/>
+        <w:tblBorders>
+          <w:top w:val="single" w:sz="4" w:space="0" w:color="000000"/>
+          <w:left w:val="single" w:sz="4" w:space="0" w:color="000000"/>
+          <w:bottom w:val="single" w:sz="4" w:space="0" w:color="000000"/>
+          <w:right w:val="single" w:sz="4" w:space="0" w:color="000000"/>
+          <w:insideH w:val="single" w:sz="4" w:space="0" w:color="000000"/>
+          <w:insideV w:val="single" w:sz="4" w:space="0" w:color="000000"/>
+        </w:tblBorders>
+        <w:tblLayout w:type="fixed"/>
+        <w:tblLook w:val="0400" w:firstRow="0" w:lastRow="0" w:firstColumn="0" w:lastColumn="0" w:noHBand="0" w:noVBand="1"/>
+      </w:tblPr>
+      <w:tblGrid>
+        <w:gridCol w:w="4962"/>
+        <w:gridCol w:w="4578"/>
+      </w:tblGrid>
+      <w:tr>
+        <w:tc>
+          <w:tcPr>
+            <w:tcW w:w="9540" w:type="dxa"/>
+            <w:gridSpan w:val="2"/>
+            <w:shd w:val="clear" w:color="auto" w:fill="D9D9D9"/>
+          </w:tcPr>
+          <w:p>
+            <w:pPr>
+              <w:spacing w:after="0"/>
+              <w:rPr>
+                <w:b/>
+                <w:bCs/>
+              </w:rPr>
+            </w:pPr>
+            <w:r>
+              <w:rPr>
+                <w:b/>
+                <w:bCs/>
+              </w:rPr>
+              <w:t>DECLARATION BY LEARNER</w:t>
+            </w:r>
+          </w:p>
+        </w:tc>
+      </w:tr>
+      <w:tr>
+        <w:tc>
+          <w:tcPr>
+            <w:tcW w:w="9540" w:type="dxa"/>
+            <w:gridSpan w:val="2"/>
+          </w:tcPr>
+          <w:p>
+            <w:pPr>
+              <w:spacing w:after="0"/>
+            </w:pPr>
+          </w:p>
+          <w:p>
+            <w:pPr>
+              <w:spacing w:after="0"/>
+            </w:pPr>
+            <w:r>
+              <w:t>I, …………………………………………………………………….declare that I am satisfied that the feedback given to me by the Facilitator was relevant, sufficient and done in a constructive manner.  I accept the assessment judgment and have no further questions relating to this particular assessment event.</w:t>
+            </w:r>
+          </w:p>
+        </w:tc>
+      </w:tr>
+      <w:tr>
+        <w:tc>
+          <w:tcPr>
+            <w:tcW w:w="4962" w:type="dxa"/>
+          </w:tcPr>
+          <w:p/>
+        </w:tc>
+        <w:tc>
+          <w:tcPr>
+            <w:tcW w:w="4578" w:type="dxa"/>
+          </w:tcPr>
+          <w:p/>
+        </w:tc>
+      </w:tr>
+      <w:tr>
+        <w:tc>
+          <w:tcPr>
+            <w:tcW w:w="4962" w:type="dxa"/>
+            <w:shd w:val="clear" w:color="auto" w:fill="D9D9D9"/>
+          </w:tcPr>
+          <w:p>
+            <w:pPr>
+              <w:rPr>
+                <w:b/>
+                <w:bCs/>
+              </w:rPr>
+            </w:pPr>
+            <w:r>
+              <w:rPr>
+                <w:b/>
+                <w:bCs/>
+              </w:rPr>
+              <w:t>Learner                                Date</w:t>
+            </w:r>
+          </w:p>
+        </w:tc>
+        <w:tc>
+          <w:tcPr>
+            <w:tcW w:w="4578" w:type="dxa"/>
+            <w:shd w:val="clear" w:color="auto" w:fill="D9D9D9"/>
+          </w:tcPr>
+          <w:p>
+            <w:pPr>
+              <w:rPr>
+                <w:b/>
+                <w:bCs/>
+              </w:rPr>
+            </w:pPr>
+            <w:r>
+              <w:rPr>
+                <w:b/>
+                <w:bCs/>
+              </w:rPr>
+              <w:t>Facilitator                           Date</w:t>
+            </w:r>
+          </w:p>
+        </w:tc>
+      </w:tr>
+    </w:tbl>
+    <w:p/>
+    <w:tbl>
+      <w:tblPr>
+        <w:tblW w:w="9540" w:type="dxa"/>
+        <w:tblInd w:w="-6" w:type="dxa"/>
+        <w:tblBorders>
+          <w:top w:val="single" w:sz="4" w:space="0" w:color="000000"/>
+          <w:left w:val="single" w:sz="4" w:space="0" w:color="000000"/>
+          <w:bottom w:val="single" w:sz="4" w:space="0" w:color="000000"/>
+          <w:right w:val="single" w:sz="4" w:space="0" w:color="000000"/>
+          <w:insideH w:val="single" w:sz="4" w:space="0" w:color="000000"/>
+          <w:insideV w:val="single" w:sz="4" w:space="0" w:color="000000"/>
+        </w:tblBorders>
+        <w:tblLayout w:type="fixed"/>
+        <w:tblLook w:val="0400" w:firstRow="0" w:lastRow="0" w:firstColumn="0" w:lastColumn="0" w:noHBand="0" w:noVBand="1"/>
+      </w:tblPr>
+      <w:tblGrid>
+        <w:gridCol w:w="4962"/>
+        <w:gridCol w:w="4578"/>
+      </w:tblGrid>
+      <w:tr>
+        <w:tc>
+          <w:tcPr>
+            <w:tcW w:w="9540" w:type="dxa"/>
+            <w:gridSpan w:val="2"/>
+            <w:shd w:val="clear" w:color="auto" w:fill="D9D9D9"/>
+          </w:tcPr>
+          <w:p>
+            <w:pPr>
+              <w:rPr>
+                <w:b/>
+                <w:bCs/>
+              </w:rPr>
+            </w:pPr>
+            <w:r>
+              <w:rPr>
+                <w:b/>
+                <w:bCs/>
+              </w:rPr>
+              <w:t>DECLARATION BY THE ASSESSOR</w:t>
+            </w:r>
+          </w:p>
+        </w:tc>
+      </w:tr>
+      <w:tr>
+        <w:tc>
+          <w:tcPr>
+            <w:tcW w:w="9540" w:type="dxa"/>
+            <w:gridSpan w:val="2"/>
+          </w:tcPr>
+          <w:p>
+            <w:pPr>
+              <w:spacing w:after="0"/>
+            </w:pPr>
+          </w:p>
+          <w:p>
+            <w:pPr>
+              <w:spacing w:after="0"/>
+            </w:pPr>
+            <w:r>
+              <w:t>I ……………………………………………............. (Assessor) hereby certify that I have examined the learner workbook and I am satisfied with the Facilitator Judgment of this assessment.</w:t>
+            </w:r>
+          </w:p>
+        </w:tc>
+      </w:tr>
+      <w:tr>
+        <w:tc>
+          <w:tcPr>
+            <w:tcW w:w="4962" w:type="dxa"/>
+          </w:tcPr>
+          <w:p/>
+        </w:tc>
+        <w:tc>
+          <w:tcPr>
+            <w:tcW w:w="4578" w:type="dxa"/>
+          </w:tcPr>
+          <w:p/>
+        </w:tc>
+      </w:tr>
+      <w:tr>
+        <w:tc>
+          <w:tcPr>
+            <w:tcW w:w="4962" w:type="dxa"/>
+            <w:shd w:val="clear" w:color="auto" w:fill="D9D9D9"/>
+          </w:tcPr>
+          <w:p>
+            <w:pPr>
+              <w:rPr>
+                <w:b/>
+                <w:bCs/>
+              </w:rPr>
+            </w:pPr>
+            <w:r>
+              <w:rPr>
+                <w:b/>
+                <w:bCs/>
+              </w:rPr>
+              <w:t>Assessor                               Date</w:t>
+            </w:r>
+          </w:p>
+        </w:tc>
+        <w:tc>
+          <w:tcPr>
+            <w:tcW w:w="4578" w:type="dxa"/>
+            <w:shd w:val="clear" w:color="auto" w:fill="D9D9D9"/>
+          </w:tcPr>
+          <w:p>
+            <w:pPr>
+              <w:rPr>
+                <w:b/>
+                <w:bCs/>
+              </w:rPr>
+            </w:pPr>
+            <w:r>
+              <w:rPr>
+                <w:b/>
+                <w:bCs/>
+              </w:rPr>
+              <w:t>Moderator                          Date</w:t>
+            </w:r>
+          </w:p>
+        </w:tc>
+      </w:tr>
+    </w:tbl>
+    <w:p>
+      <w:pPr>
+        <w:spacing w:after="0" w:line="360" w:lineRule="auto"/>
+        <w:jc w:val="both"/>
+        <w:rPr>
+          <w:rFonts w:ascii="Century Gothic" w:eastAsia="Century Gothic" w:hAnsi="Century Gothic" w:cs="Century Gothic"/>
+        </w:rPr>
+      </w:pPr>
+      <w:bookmarkStart w:id="2" w:name="_GoBack"/>
+      <w:bookmarkEnd w:id="2"/>
     </w:p>
     <w:sectPr>
       <w:headerReference w:type="default" r:id="rId15"/>
@@ -10477,7 +11504,7 @@
         <w:noProof/>
         <w:color w:val="000000"/>
       </w:rPr>
-      <w:t>4</w:t>
+      <w:t>3</w:t>
     </w:r>
     <w:r>
       <w:rPr>
@@ -10567,7 +11594,7 @@
         <w:noProof/>
         <w:color w:val="000000"/>
       </w:rPr>
-      <w:t>3</w:t>
+      <w:t>1</w:t>
     </w:r>
     <w:r>
       <w:rPr>
@@ -10663,7 +11690,7 @@
         <w:noProof/>
         <w:color w:val="000000"/>
       </w:rPr>
-      <w:t>7</w:t>
+      <w:t>6</w:t>
     </w:r>
     <w:r>
       <w:rPr>
@@ -10745,7 +11772,7 @@
         <w:noProof/>
         <w:color w:val="000000"/>
       </w:rPr>
-      <w:t>17</w:t>
+      <w:t>18</w:t>
     </w:r>
     <w:r>
       <w:rPr>
